--- a/backend/templates/report-template.docx
+++ b/backend/templates/report-template.docx
@@ -7,7 +7,8 @@
         <w:jc w:val="center"/>
         <w:rPr>
           <w:rFonts w:ascii="Times New Roman" w:hAnsi="Times New Roman"/>
-          <w:b/>
+          <w:b w:val="1"/>
+          <w:bCs w:val="1"/>
           <w:sz w:val="32"/>
           <w:szCs w:val="32"/>
         </w:rPr>
@@ -15,24 +16,8 @@
       <w:r>
         <w:rPr>
           <w:rFonts w:ascii="Times New Roman" w:hAnsi="Times New Roman"/>
-          <w:b/>
-          <w:noProof/>
-          <w:color w:val="000000"/>
-          <w:sz w:val="24"/>
-          <w:szCs w:val="24"/>
-        </w:rPr>
-        <w:pict w14:anchorId="62BF4FCD">
-          <v:shapetype id="_x0000_t32" coordsize="21600,21600" o:spt="32" o:oned="t" path="m,l21600,21600e" filled="f">
-            <v:path arrowok="t" fillok="f" o:connecttype="none"/>
-            <o:lock v:ext="edit" shapetype="t"/>
-          </v:shapetype>
-          <v:shape id="_x0000_s2051" type="#_x0000_t32" style="position:absolute;left:0;text-align:left;margin-left:-74.4pt;margin-top:25pt;width:613.95pt;height:0;z-index:251657728" o:connectortype="straight"/>
-        </w:pict>
-      </w:r>
-      <w:r>
-        <w:rPr>
-          <w:rFonts w:ascii="Times New Roman" w:hAnsi="Times New Roman"/>
-          <w:b/>
+          <w:b w:val="1"/>
+          <w:bCs w:val="1"/>
           <w:sz w:val="32"/>
           <w:szCs w:val="32"/>
         </w:rPr>
@@ -44,8 +29,8 @@
         <w:jc w:val="center"/>
         <w:rPr>
           <w:rFonts w:ascii="Times New Roman" w:hAnsi="Times New Roman"/>
-          <w:b/>
-          <w:bCs/>
+          <w:b w:val="1"/>
+          <w:bCs w:val="1"/>
           <w:sz w:val="28"/>
           <w:szCs w:val="28"/>
           <w:lang w:val="en-GB"/>
@@ -54,7 +39,8 @@
       <w:r>
         <w:rPr>
           <w:rFonts w:ascii="Times New Roman" w:hAnsi="Times New Roman"/>
-          <w:b/>
+          <w:b w:val="1"/>
+          <w:bCs w:val="1"/>
           <w:sz w:val="28"/>
           <w:szCs w:val="28"/>
           <w:lang w:val="en-GB"/>
@@ -64,7 +50,6 @@
       <w:r>
         <w:rPr>
           <w:rFonts w:ascii="Times New Roman" w:hAnsi="Times New Roman"/>
-          <w:bCs/>
           <w:sz w:val="28"/>
           <w:szCs w:val="28"/>
           <w:lang w:val="en-GB"/>
@@ -74,19 +59,18 @@
       <w:r>
         <w:rPr>
           <w:rFonts w:ascii="Times New Roman" w:hAnsi="Times New Roman"/>
-          <w:b/>
-          <w:bCs/>
+          <w:b w:val="1"/>
+          <w:bCs w:val="1"/>
           <w:sz w:val="28"/>
-          <w:szCs w:val="40"/>
+          <w:szCs w:val="28"/>
         </w:rPr>
-        <w:t>{{topic}}</w:t>
+        <w:t>{topic}</w:t>
       </w:r>
       <w:r>
         <w:rPr>
           <w:rFonts w:ascii="Times New Roman" w:hAnsi="Times New Roman"/>
-          <w:bCs/>
           <w:sz w:val="24"/>
-          <w:szCs w:val="28"/>
+          <w:szCs w:val="24"/>
           <w:lang w:val="en-GB"/>
         </w:rPr>
         <w:t>”</w:t>
@@ -94,9 +78,8 @@
       <w:r>
         <w:rPr>
           <w:rFonts w:ascii="Times New Roman" w:hAnsi="Times New Roman"/>
-          <w:bCs/>
           <w:sz w:val="24"/>
-          <w:szCs w:val="28"/>
+          <w:szCs w:val="24"/>
           <w:lang w:val="en-GB"/>
         </w:rPr>
         <w:t xml:space="preserve"> </w:t>
@@ -104,8 +87,8 @@
       <w:r>
         <w:rPr>
           <w:rFonts w:ascii="Times New Roman" w:hAnsi="Times New Roman"/>
-          <w:b/>
-          <w:bCs/>
+          <w:b w:val="1"/>
+          <w:bCs w:val="1"/>
           <w:sz w:val="28"/>
           <w:szCs w:val="28"/>
           <w:lang w:val="en-GB"/>
@@ -115,24 +98,19 @@
     </w:p>
     <w:p>
       <w:pPr>
+        <w:pStyle w:val="Normal"/>
         <w:jc w:val="center"/>
+      </w:pPr>
+      <w:r>
         <w:rPr>
           <w:rFonts w:ascii="Times New Roman" w:hAnsi="Times New Roman"/>
-          <w:b/>
+          <w:b w:val="1"/>
+          <w:bCs w:val="1"/>
           <w:sz w:val="28"/>
           <w:szCs w:val="28"/>
           <w:lang w:val="en-GB"/>
         </w:rPr>
-      </w:pPr>
-      <w:r>
-        <w:rPr>
-          <w:rFonts w:ascii="Times New Roman" w:hAnsi="Times New Roman"/>
-          <w:b/>
-          <w:sz w:val="28"/>
-          <w:szCs w:val="28"/>
-          <w:lang w:val="en-GB"/>
-        </w:rPr>
-        <w:t>On {{date}} {{month}} {{year}}</w:t>
+        <w:t>On {date} {month} {year}</w:t>
       </w:r>
     </w:p>
     <w:tbl>
@@ -140,12 +118,12 @@
         <w:tblW w:w="10050" w:type="dxa"/>
         <w:jc w:val="center"/>
         <w:tblBorders>
-          <w:top w:val="single" w:sz="4" w:space="0" w:color="000000"/>
-          <w:left w:val="single" w:sz="4" w:space="0" w:color="000000"/>
-          <w:bottom w:val="single" w:sz="4" w:space="0" w:color="000000"/>
-          <w:right w:val="single" w:sz="4" w:space="0" w:color="000000"/>
-          <w:insideH w:val="single" w:sz="4" w:space="0" w:color="000000"/>
-          <w:insideV w:val="single" w:sz="4" w:space="0" w:color="000000"/>
+          <w:top w:val="single" w:color="000000" w:sz="4" w:space="0"/>
+          <w:left w:val="single" w:color="000000" w:sz="4" w:space="0"/>
+          <w:bottom w:val="single" w:color="000000" w:sz="4" w:space="0"/>
+          <w:right w:val="single" w:color="000000" w:sz="4" w:space="0"/>
+          <w:insideH w:val="single" w:color="000000" w:sz="4" w:space="0"/>
+          <w:insideV w:val="single" w:color="000000" w:sz="4" w:space="0"/>
         </w:tblBorders>
         <w:tblLayout w:type="fixed"/>
         <w:tblLook w:val="04A0" w:firstRow="1" w:lastRow="0" w:firstColumn="1" w:lastColumn="0" w:noHBand="0" w:noVBand="1"/>
@@ -163,6 +141,7 @@
         <w:tc>
           <w:tcPr>
             <w:tcW w:w="4395" w:type="dxa"/>
+            <w:tcMar/>
           </w:tcPr>
           <w:p>
             <w:pPr>
@@ -190,6 +169,7 @@
           <w:tcPr>
             <w:tcW w:w="5655" w:type="dxa"/>
             <w:gridSpan w:val="2"/>
+            <w:tcMar/>
           </w:tcPr>
           <w:p>
             <w:pPr>
@@ -222,6 +202,7 @@
         <w:tc>
           <w:tcPr>
             <w:tcW w:w="4395" w:type="dxa"/>
+            <w:tcMar/>
           </w:tcPr>
           <w:p>
             <w:pPr>
@@ -249,6 +230,7 @@
           <w:tcPr>
             <w:tcW w:w="5655" w:type="dxa"/>
             <w:gridSpan w:val="2"/>
+            <w:tcMar/>
           </w:tcPr>
           <w:p>
             <w:pPr>
@@ -264,11 +246,10 @@
             <w:r>
               <w:rPr>
                 <w:rFonts w:ascii="Times New Roman" w:hAnsi="Times New Roman"/>
-                <w:bCs/>
-                <w:sz w:val="24"/>
-                <w:szCs w:val="40"/>
-              </w:rPr>
-              <w:t>{{topic}}</w:t>
+                <w:sz w:val="24"/>
+                <w:szCs w:val="24"/>
+              </w:rPr>
+              <w:t>{topic}</w:t>
             </w:r>
           </w:p>
         </w:tc>
@@ -281,6 +262,7 @@
         <w:tc>
           <w:tcPr>
             <w:tcW w:w="4395" w:type="dxa"/>
+            <w:tcMar/>
           </w:tcPr>
           <w:p>
             <w:pPr>
@@ -308,6 +290,7 @@
           <w:tcPr>
             <w:tcW w:w="5655" w:type="dxa"/>
             <w:gridSpan w:val="2"/>
+            <w:tcMar/>
           </w:tcPr>
           <w:p>
             <w:pPr>
@@ -323,13 +306,12 @@
             <w:r>
               <w:rPr>
                 <w:rFonts w:ascii="Times New Roman" w:hAnsi="Times New Roman"/>
-                <w:bCs/>
-                <w:color w:val="000000"/>
+                <w:color w:val="000000" w:themeColor="text1" w:themeTint="FF" w:themeShade="FF"/>
                 <w:sz w:val="24"/>
                 <w:szCs w:val="24"/>
                 <w:lang w:val="en-GB"/>
               </w:rPr>
-              <w:t>{{date}}</w:t>
+              <w:t>{date}</w:t>
             </w:r>
           </w:p>
         </w:tc>
@@ -342,6 +324,7 @@
         <w:tc>
           <w:tcPr>
             <w:tcW w:w="4395" w:type="dxa"/>
+            <w:tcMar/>
           </w:tcPr>
           <w:p>
             <w:pPr>
@@ -369,6 +352,7 @@
           <w:tcPr>
             <w:tcW w:w="5655" w:type="dxa"/>
             <w:gridSpan w:val="2"/>
+            <w:tcMar/>
           </w:tcPr>
           <w:p>
             <w:pPr>
@@ -388,7 +372,7 @@
                 <w:szCs w:val="24"/>
                 <w:lang w:val="en-GB"/>
               </w:rPr>
-              <w:t>{{participants}}</w:t>
+              <w:t>{participants}</w:t>
             </w:r>
           </w:p>
         </w:tc>
@@ -401,6 +385,7 @@
         <w:tc>
           <w:tcPr>
             <w:tcW w:w="4395" w:type="dxa"/>
+            <w:tcMar/>
           </w:tcPr>
           <w:p>
             <w:pPr>
@@ -428,6 +413,7 @@
           <w:tcPr>
             <w:tcW w:w="5655" w:type="dxa"/>
             <w:gridSpan w:val="2"/>
+            <w:tcMar/>
           </w:tcPr>
           <w:p>
             <w:pPr>
@@ -446,7 +432,25 @@
                 <w:szCs w:val="24"/>
                 <w:lang w:val="en-GB"/>
               </w:rPr>
-              <w:t>{{resource-person}}</w:t>
+              <w:t>{resource</w:t>
+            </w:r>
+            <w:r>
+              <w:rPr>
+                <w:rFonts w:ascii="Times New Roman" w:hAnsi="Times New Roman"/>
+                <w:sz w:val="24"/>
+                <w:szCs w:val="24"/>
+                <w:lang w:val="en-GB"/>
+              </w:rPr>
+              <w:t>person</w:t>
+            </w:r>
+            <w:r>
+              <w:rPr>
+                <w:rFonts w:ascii="Times New Roman" w:hAnsi="Times New Roman"/>
+                <w:sz w:val="24"/>
+                <w:szCs w:val="24"/>
+                <w:lang w:val="en-GB"/>
+              </w:rPr>
+              <w:t>}</w:t>
             </w:r>
           </w:p>
         </w:tc>
@@ -459,6 +463,7 @@
         <w:tc>
           <w:tcPr>
             <w:tcW w:w="4395" w:type="dxa"/>
+            <w:tcMar/>
           </w:tcPr>
           <w:p>
             <w:pPr>
@@ -486,6 +491,7 @@
           <w:tcPr>
             <w:tcW w:w="5655" w:type="dxa"/>
             <w:gridSpan w:val="2"/>
+            <w:tcMar/>
             <w:vAlign w:val="center"/>
           </w:tcPr>
           <w:p>
@@ -504,7 +510,7 @@
                 <w:sz w:val="24"/>
                 <w:szCs w:val="24"/>
               </w:rPr>
-              <w:t>{{objective-of-event}}</w:t>
+              <w:t>{objectiveofevent}</w:t>
             </w:r>
           </w:p>
         </w:tc>
@@ -517,6 +523,7 @@
         <w:tc>
           <w:tcPr>
             <w:tcW w:w="4395" w:type="dxa"/>
+            <w:tcMar/>
           </w:tcPr>
           <w:p>
             <w:pPr>
@@ -544,6 +551,7 @@
           <w:tcPr>
             <w:tcW w:w="5655" w:type="dxa"/>
             <w:gridSpan w:val="2"/>
+            <w:tcMar/>
             <w:vAlign w:val="center"/>
           </w:tcPr>
           <w:p>
@@ -554,28 +562,36 @@
               <w:rPr>
                 <w:rFonts w:ascii="Times New Roman" w:hAnsi="Times New Roman" w:cs="Times New Roman"/>
                 <w:sz w:val="24"/>
+                <w:szCs w:val="24"/>
+                <w:lang w:val="en-US"/>
               </w:rPr>
             </w:pPr>
             <w:r>
               <w:rPr>
                 <w:rFonts w:ascii="Times New Roman" w:hAnsi="Times New Roman" w:cs="Times New Roman"/>
                 <w:sz w:val="24"/>
-              </w:rPr>
-              <w:t>{{</w:t>
+                <w:szCs w:val="24"/>
+                <w:lang w:val="en-US"/>
+              </w:rPr>
+              <w:t>{</w:t>
             </w:r>
             <w:r>
               <w:rPr>
                 <w:rFonts w:ascii="Times New Roman" w:hAnsi="Times New Roman" w:cs="Times New Roman"/>
                 <w:sz w:val="24"/>
-              </w:rPr>
-              <w:t>outcome-of-event</w:t>
+                <w:szCs w:val="24"/>
+                <w:lang w:val="en-US"/>
+              </w:rPr>
+              <w:t>outcomeofevent</w:t>
             </w:r>
             <w:r>
               <w:rPr>
                 <w:rFonts w:ascii="Times New Roman" w:hAnsi="Times New Roman" w:cs="Times New Roman"/>
                 <w:sz w:val="24"/>
-              </w:rPr>
-              <w:t>}}</w:t>
+                <w:szCs w:val="24"/>
+                <w:lang w:val="en-US"/>
+              </w:rPr>
+              <w:t>}</w:t>
             </w:r>
           </w:p>
           <w:p>
@@ -701,112 +717,112 @@
           <w:tcPr>
             <w:tcW w:w="10050" w:type="dxa"/>
             <w:gridSpan w:val="3"/>
+            <w:tcMar/>
           </w:tcPr>
           <w:p>
             <w:pPr>
+              <w:spacing w:before="100" w:beforeAutospacing="on" w:after="100" w:afterAutospacing="on" w:line="240" w:lineRule="auto"/>
+              <w:rPr>
+                <w:rFonts w:ascii="Times New Roman" w:hAnsi="Times New Roman" w:eastAsia="Times New Roman"/>
+                <w:sz w:val="24"/>
+                <w:szCs w:val="24"/>
+                <w:lang w:val="en-IN" w:eastAsia="en-IN"/>
+              </w:rPr>
+            </w:pPr>
+            <w:r>
+              <w:rPr>
+                <w:rFonts w:ascii="Times New Roman" w:hAnsi="Times New Roman" w:eastAsia="Times New Roman"/>
+                <w:sz w:val="24"/>
+                <w:szCs w:val="24"/>
+                <w:lang w:val="en-IN" w:eastAsia="en-IN"/>
+              </w:rPr>
+              <w:t>{description}</w:t>
+            </w:r>
+          </w:p>
+          <w:p>
+            <w:pPr>
               <w:spacing w:before="100" w:beforeAutospacing="1" w:after="100" w:afterAutospacing="1" w:line="240" w:lineRule="auto"/>
               <w:rPr>
-                <w:rFonts w:ascii="Times New Roman" w:eastAsia="Times New Roman" w:hAnsi="Times New Roman"/>
+                <w:rFonts w:ascii="Times New Roman" w:hAnsi="Times New Roman" w:eastAsia="Times New Roman"/>
                 <w:sz w:val="24"/>
                 <w:szCs w:val="24"/>
                 <w:lang w:val="en-IN" w:eastAsia="en-IN"/>
               </w:rPr>
             </w:pPr>
+          </w:p>
+          <w:p>
+            <w:pPr>
+              <w:spacing w:before="100" w:beforeAutospacing="1" w:after="100" w:afterAutospacing="1" w:line="240" w:lineRule="auto"/>
+              <w:rPr>
+                <w:rFonts w:ascii="Times New Roman" w:hAnsi="Times New Roman" w:eastAsia="Times New Roman"/>
+                <w:sz w:val="24"/>
+                <w:szCs w:val="24"/>
+                <w:lang w:val="en-IN" w:eastAsia="en-IN"/>
+              </w:rPr>
+            </w:pPr>
+          </w:p>
+          <w:p>
+            <w:pPr>
+              <w:spacing w:before="100" w:beforeAutospacing="1" w:after="100" w:afterAutospacing="1" w:line="240" w:lineRule="auto"/>
+              <w:rPr>
+                <w:rFonts w:ascii="Times New Roman" w:hAnsi="Times New Roman" w:eastAsia="Times New Roman"/>
+                <w:sz w:val="24"/>
+                <w:szCs w:val="24"/>
+                <w:lang w:val="en-IN" w:eastAsia="en-IN"/>
+              </w:rPr>
+            </w:pPr>
+          </w:p>
+          <w:p>
+            <w:pPr>
+              <w:spacing w:before="100" w:beforeAutospacing="1" w:after="100" w:afterAutospacing="1" w:line="240" w:lineRule="auto"/>
+              <w:rPr>
+                <w:rFonts w:ascii="Times New Roman" w:hAnsi="Times New Roman" w:eastAsia="Times New Roman"/>
+                <w:sz w:val="24"/>
+                <w:szCs w:val="24"/>
+                <w:lang w:val="en-IN" w:eastAsia="en-IN"/>
+              </w:rPr>
+            </w:pPr>
+          </w:p>
+          <w:p>
+            <w:pPr>
+              <w:spacing w:before="100" w:beforeAutospacing="1" w:after="100" w:afterAutospacing="1" w:line="240" w:lineRule="auto"/>
+              <w:rPr>
+                <w:rFonts w:ascii="Times New Roman" w:hAnsi="Times New Roman" w:eastAsia="Times New Roman"/>
+                <w:sz w:val="24"/>
+                <w:szCs w:val="24"/>
+                <w:lang w:val="en-IN" w:eastAsia="en-IN"/>
+              </w:rPr>
+            </w:pPr>
+          </w:p>
+          <w:p>
+            <w:pPr>
+              <w:spacing w:before="100" w:beforeAutospacing="1" w:after="100" w:afterAutospacing="1" w:line="240" w:lineRule="auto"/>
+              <w:rPr>
+                <w:rFonts w:ascii="Times New Roman" w:hAnsi="Times New Roman" w:eastAsia="Times New Roman"/>
+                <w:sz w:val="24"/>
+                <w:szCs w:val="24"/>
+                <w:lang w:val="en-IN" w:eastAsia="en-IN"/>
+              </w:rPr>
+            </w:pPr>
+          </w:p>
+          <w:p>
+            <w:pPr>
+              <w:spacing w:before="100" w:beforeAutospacing="on" w:after="100" w:afterAutospacing="on" w:line="240" w:lineRule="auto"/>
+              <w:rPr>
+                <w:rFonts w:ascii="Times New Roman" w:hAnsi="Times New Roman" w:eastAsia="Times New Roman"/>
+                <w:sz w:val="24"/>
+                <w:szCs w:val="24"/>
+                <w:lang w:val="en-IN" w:eastAsia="en-IN"/>
+              </w:rPr>
+            </w:pPr>
             <w:r>
               <w:rPr>
-                <w:rFonts w:ascii="Times New Roman" w:eastAsia="Times New Roman" w:hAnsi="Times New Roman"/>
+                <w:rFonts w:ascii="Times New Roman" w:hAnsi="Times New Roman" w:eastAsia="Times New Roman"/>
                 <w:sz w:val="24"/>
                 <w:szCs w:val="24"/>
                 <w:lang w:val="en-IN" w:eastAsia="en-IN"/>
               </w:rPr>
-              <w:t>{{description}}</w:t>
-            </w:r>
-          </w:p>
-          <w:p>
-            <w:pPr>
-              <w:spacing w:before="100" w:beforeAutospacing="1" w:after="100" w:afterAutospacing="1" w:line="240" w:lineRule="auto"/>
-              <w:rPr>
-                <w:rFonts w:ascii="Times New Roman" w:eastAsia="Times New Roman" w:hAnsi="Times New Roman"/>
-                <w:sz w:val="24"/>
-                <w:szCs w:val="24"/>
-                <w:lang w:val="en-IN" w:eastAsia="en-IN"/>
-              </w:rPr>
-            </w:pPr>
-          </w:p>
-          <w:p>
-            <w:pPr>
-              <w:spacing w:before="100" w:beforeAutospacing="1" w:after="100" w:afterAutospacing="1" w:line="240" w:lineRule="auto"/>
-              <w:rPr>
-                <w:rFonts w:ascii="Times New Roman" w:eastAsia="Times New Roman" w:hAnsi="Times New Roman"/>
-                <w:sz w:val="24"/>
-                <w:szCs w:val="24"/>
-                <w:lang w:val="en-IN" w:eastAsia="en-IN"/>
-              </w:rPr>
-            </w:pPr>
-          </w:p>
-          <w:p>
-            <w:pPr>
-              <w:spacing w:before="100" w:beforeAutospacing="1" w:after="100" w:afterAutospacing="1" w:line="240" w:lineRule="auto"/>
-              <w:rPr>
-                <w:rFonts w:ascii="Times New Roman" w:eastAsia="Times New Roman" w:hAnsi="Times New Roman"/>
-                <w:sz w:val="24"/>
-                <w:szCs w:val="24"/>
-                <w:lang w:val="en-IN" w:eastAsia="en-IN"/>
-              </w:rPr>
-            </w:pPr>
-          </w:p>
-          <w:p>
-            <w:pPr>
-              <w:spacing w:before="100" w:beforeAutospacing="1" w:after="100" w:afterAutospacing="1" w:line="240" w:lineRule="auto"/>
-              <w:rPr>
-                <w:rFonts w:ascii="Times New Roman" w:eastAsia="Times New Roman" w:hAnsi="Times New Roman"/>
-                <w:sz w:val="24"/>
-                <w:szCs w:val="24"/>
-                <w:lang w:val="en-IN" w:eastAsia="en-IN"/>
-              </w:rPr>
-            </w:pPr>
-          </w:p>
-          <w:p>
-            <w:pPr>
-              <w:spacing w:before="100" w:beforeAutospacing="1" w:after="100" w:afterAutospacing="1" w:line="240" w:lineRule="auto"/>
-              <w:rPr>
-                <w:rFonts w:ascii="Times New Roman" w:eastAsia="Times New Roman" w:hAnsi="Times New Roman"/>
-                <w:sz w:val="24"/>
-                <w:szCs w:val="24"/>
-                <w:lang w:val="en-IN" w:eastAsia="en-IN"/>
-              </w:rPr>
-            </w:pPr>
-          </w:p>
-          <w:p>
-            <w:pPr>
-              <w:spacing w:before="100" w:beforeAutospacing="1" w:after="100" w:afterAutospacing="1" w:line="240" w:lineRule="auto"/>
-              <w:rPr>
-                <w:rFonts w:ascii="Times New Roman" w:eastAsia="Times New Roman" w:hAnsi="Times New Roman"/>
-                <w:sz w:val="24"/>
-                <w:szCs w:val="24"/>
-                <w:lang w:val="en-IN" w:eastAsia="en-IN"/>
-              </w:rPr>
-            </w:pPr>
-          </w:p>
-          <w:p>
-            <w:pPr>
-              <w:spacing w:before="100" w:beforeAutospacing="1" w:after="100" w:afterAutospacing="1" w:line="240" w:lineRule="auto"/>
-              <w:rPr>
-                <w:rFonts w:ascii="Times New Roman" w:eastAsia="Times New Roman" w:hAnsi="Times New Roman"/>
-                <w:sz w:val="24"/>
-                <w:szCs w:val="24"/>
-                <w:lang w:val="en-IN" w:eastAsia="en-IN"/>
-              </w:rPr>
-            </w:pPr>
-            <w:r>
-              <w:rPr>
-                <w:rFonts w:ascii="Times New Roman" w:eastAsia="Times New Roman" w:hAnsi="Times New Roman"/>
-                <w:sz w:val="24"/>
-                <w:szCs w:val="24"/>
-                <w:lang w:val="en-IN" w:eastAsia="en-IN"/>
-              </w:rPr>
-              <w:lastRenderedPageBreak/>
-              <w:t>{{vote-thanks}}</w:t>
+              <w:t>{votethanks}</w:t>
             </w:r>
           </w:p>
         </w:tc>
@@ -820,6 +836,7 @@
           <w:tcPr>
             <w:tcW w:w="10050" w:type="dxa"/>
             <w:gridSpan w:val="3"/>
+            <w:tcMar/>
           </w:tcPr>
           <w:p>
             <w:pPr>
@@ -827,7 +844,7 @@
               <w:contextualSpacing/>
               <w:jc w:val="both"/>
               <w:rPr>
-                <w:rFonts w:ascii="Times New Roman" w:eastAsia="Times New Roman" w:hAnsi="Times New Roman"/>
+                <w:rFonts w:ascii="Times New Roman" w:hAnsi="Times New Roman" w:eastAsia="Times New Roman"/>
                 <w:b/>
                 <w:sz w:val="24"/>
                 <w:szCs w:val="24"/>
@@ -859,19 +876,20 @@
           <w:tcPr>
             <w:tcW w:w="5095" w:type="dxa"/>
             <w:gridSpan w:val="2"/>
+            <w:tcMar/>
           </w:tcPr>
           <w:p>
             <w:pPr>
               <w:spacing w:before="100" w:beforeAutospacing="1" w:after="100" w:afterAutospacing="1" w:line="240" w:lineRule="auto"/>
               <w:rPr>
-                <w:rFonts w:ascii="Times New Roman" w:eastAsia="Times New Roman" w:hAnsi="Times New Roman"/>
+                <w:rFonts w:ascii="Times New Roman" w:hAnsi="Times New Roman" w:eastAsia="Times New Roman"/>
                 <w:snapToGrid w:val="0"/>
                 <w:color w:val="000000"/>
                 <w:w w:val="0"/>
                 <w:sz w:val="0"/>
                 <w:szCs w:val="0"/>
                 <w:u w:color="000000"/>
-                <w:bdr w:val="none" w:sz="0" w:space="0" w:color="000000"/>
+                <w:bdr w:val="none" w:color="000000" w:sz="0" w:space="0"/>
                 <w:shd w:val="clear" w:color="000000" w:fill="000000"/>
                 <w:lang w:val="x-none" w:eastAsia="x-none" w:bidi="x-none"/>
               </w:rPr>
@@ -881,14 +899,14 @@
             <w:pPr>
               <w:spacing w:before="100" w:beforeAutospacing="1" w:after="100" w:afterAutospacing="1" w:line="240" w:lineRule="auto"/>
               <w:rPr>
-                <w:rFonts w:ascii="Times New Roman" w:eastAsia="Times New Roman" w:hAnsi="Times New Roman"/>
+                <w:rFonts w:ascii="Times New Roman" w:hAnsi="Times New Roman" w:eastAsia="Times New Roman"/>
                 <w:snapToGrid w:val="0"/>
                 <w:color w:val="000000"/>
                 <w:w w:val="0"/>
                 <w:sz w:val="0"/>
                 <w:szCs w:val="0"/>
                 <w:u w:color="000000"/>
-                <w:bdr w:val="none" w:sz="0" w:space="0" w:color="000000"/>
+                <w:bdr w:val="none" w:color="000000" w:sz="0" w:space="0"/>
                 <w:shd w:val="clear" w:color="000000" w:fill="000000"/>
                 <w:lang w:val="x-none" w:eastAsia="x-none" w:bidi="x-none"/>
               </w:rPr>
@@ -898,85 +916,33 @@
             <w:pPr>
               <w:spacing w:before="100" w:beforeAutospacing="1" w:after="100" w:afterAutospacing="1" w:line="240" w:lineRule="auto"/>
               <w:rPr>
-                <w:rFonts w:ascii="Times New Roman" w:eastAsia="Times New Roman" w:hAnsi="Times New Roman"/>
+                <w:rFonts w:ascii="Times New Roman" w:hAnsi="Times New Roman" w:eastAsia="Times New Roman"/>
                 <w:snapToGrid w:val="0"/>
                 <w:color w:val="000000"/>
                 <w:w w:val="0"/>
                 <w:sz w:val="24"/>
                 <w:szCs w:val="24"/>
                 <w:u w:color="000000"/>
-                <w:bdr w:val="none" w:sz="0" w:space="0" w:color="000000"/>
+                <w:bdr w:val="none" w:color="000000" w:sz="0" w:space="0"/>
                 <w:shd w:val="clear" w:color="000000" w:fill="000000"/>
                 <w:lang w:val="en-IN" w:eastAsia="x-none" w:bidi="x-none"/>
               </w:rPr>
             </w:pPr>
-            <w:r>
-              <w:rPr>
-                <w:rFonts w:ascii="Times New Roman" w:eastAsia="Times New Roman" w:hAnsi="Times New Roman"/>
-                <w:snapToGrid w:val="0"/>
-                <w:color w:val="000000"/>
-                <w:w w:val="0"/>
-                <w:sz w:val="0"/>
-                <w:szCs w:val="0"/>
-                <w:u w:color="000000"/>
-                <w:bdr w:val="none" w:sz="0" w:space="0" w:color="000000"/>
-                <w:shd w:val="clear" w:color="000000" w:fill="000000"/>
+          </w:p>
+          <w:p>
+            <w:pPr>
+              <w:rPr>
+                <w:rFonts w:ascii="Times New Roman" w:hAnsi="Times New Roman" w:eastAsia="Times New Roman"/>
+                <w:sz w:val="24"/>
+                <w:szCs w:val="24"/>
                 <w:lang w:val="en-IN" w:eastAsia="x-none" w:bidi="x-none"/>
               </w:rPr>
-              <w:t xml:space="preserve">   {{</w:t>
-            </w:r>
-          </w:p>
-          <w:p>
-            <w:pPr>
-              <w:rPr>
-                <w:rFonts w:ascii="Times New Roman" w:eastAsia="Times New Roman" w:hAnsi="Times New Roman"/>
-                <w:sz w:val="24"/>
-                <w:szCs w:val="24"/>
-                <w:lang w:val="en-IN" w:eastAsia="x-none" w:bidi="x-none"/>
-              </w:rPr>
-            </w:pPr>
-            <w:r>
-              <w:rPr>
-                <w:rFonts w:ascii="Times New Roman" w:eastAsia="Times New Roman" w:hAnsi="Times New Roman"/>
-                <w:sz w:val="0"/>
-                <w:szCs w:val="0"/>
-                <w:lang w:val="en-IN" w:eastAsia="x-none" w:bidi="x-none"/>
-              </w:rPr>
-              <w:t>{{</w:t>
-            </w:r>
-            <w:r>
-              <w:rPr>
-                <w:rFonts w:ascii="Times New Roman" w:eastAsia="Times New Roman" w:hAnsi="Times New Roman"/>
-                <w:sz w:val="0"/>
-                <w:szCs w:val="0"/>
-                <w:lang w:val="en-IN" w:eastAsia="x-none" w:bidi="x-none"/>
-              </w:rPr>
-              <w:t xml:space="preserve">  </w:t>
-            </w:r>
-            <w:r>
-              <w:rPr>
-                <w:rFonts w:ascii="Times New Roman" w:eastAsia="Times New Roman" w:hAnsi="Times New Roman"/>
-                <w:sz w:val="24"/>
-                <w:szCs w:val="24"/>
-                <w:lang w:val="en-IN" w:eastAsia="x-none" w:bidi="x-none"/>
-              </w:rPr>
-              <w:t xml:space="preserve">                  </w:t>
-            </w:r>
-          </w:p>
-          <w:p>
-            <w:pPr>
-              <w:rPr>
-                <w:rFonts w:ascii="Times New Roman" w:eastAsia="Times New Roman" w:hAnsi="Times New Roman"/>
-                <w:sz w:val="24"/>
-                <w:szCs w:val="24"/>
-                <w:lang w:val="en-IN" w:eastAsia="x-none" w:bidi="x-none"/>
-              </w:rPr>
-            </w:pPr>
-          </w:p>
-          <w:p>
-            <w:pPr>
-              <w:rPr>
-                <w:rFonts w:ascii="Times New Roman" w:eastAsia="Times New Roman" w:hAnsi="Times New Roman"/>
+            </w:pPr>
+          </w:p>
+          <w:p>
+            <w:pPr>
+              <w:rPr>
+                <w:rFonts w:ascii="Times New Roman" w:hAnsi="Times New Roman" w:eastAsia="Times New Roman"/>
                 <w:sz w:val="52"/>
                 <w:szCs w:val="52"/>
                 <w:lang w:val="en-IN" w:eastAsia="x-none" w:bidi="x-none"/>
@@ -984,7 +950,7 @@
             </w:pPr>
             <w:r>
               <w:rPr>
-                <w:rFonts w:ascii="Times New Roman" w:eastAsia="Times New Roman" w:hAnsi="Times New Roman"/>
+                <w:rFonts w:ascii="Times New Roman" w:hAnsi="Times New Roman" w:eastAsia="Times New Roman"/>
                 <w:sz w:val="24"/>
                 <w:szCs w:val="24"/>
                 <w:lang w:val="en-IN" w:eastAsia="x-none" w:bidi="x-none"/>
@@ -996,6 +962,7 @@
         <w:tc>
           <w:tcPr>
             <w:tcW w:w="4955" w:type="dxa"/>
+            <w:tcMar/>
           </w:tcPr>
           <w:p>
             <w:pPr>
@@ -1078,13 +1045,14 @@
           <w:tcPr>
             <w:tcW w:w="5095" w:type="dxa"/>
             <w:gridSpan w:val="2"/>
+            <w:tcMar/>
             <w:vAlign w:val="center"/>
           </w:tcPr>
           <w:p>
             <w:pPr>
               <w:spacing w:before="100" w:beforeAutospacing="1" w:after="100" w:afterAutospacing="1" w:line="240" w:lineRule="auto"/>
               <w:rPr>
-                <w:rFonts w:ascii="Times New Roman" w:eastAsia="Times New Roman" w:hAnsi="Times New Roman"/>
+                <w:rFonts w:ascii="Times New Roman" w:hAnsi="Times New Roman" w:eastAsia="Times New Roman"/>
                 <w:strike/>
                 <w:snapToGrid w:val="0"/>
                 <w:color w:val="000000"/>
@@ -1092,14 +1060,14 @@
                 <w:sz w:val="24"/>
                 <w:szCs w:val="24"/>
                 <w:u w:color="000000"/>
-                <w:bdr w:val="none" w:sz="0" w:space="0" w:color="000000"/>
+                <w:bdr w:val="none" w:color="000000" w:sz="0" w:space="0"/>
                 <w:shd w:val="clear" w:color="000000" w:fill="000000"/>
                 <w:lang w:val="en-IN" w:eastAsia="x-none" w:bidi="x-none"/>
               </w:rPr>
             </w:pPr>
             <w:r>
               <w:rPr>
-                <w:rFonts w:ascii="Times New Roman" w:eastAsia="Times New Roman" w:hAnsi="Times New Roman"/>
+                <w:rFonts w:ascii="Times New Roman" w:hAnsi="Times New Roman" w:eastAsia="Times New Roman"/>
                 <w:sz w:val="24"/>
                 <w:szCs w:val="24"/>
                 <w:lang w:val="en-IN" w:eastAsia="x-none" w:bidi="x-none"/>
@@ -1111,6 +1079,7 @@
         <w:tc>
           <w:tcPr>
             <w:tcW w:w="4955" w:type="dxa"/>
+            <w:tcMar/>
             <w:vAlign w:val="center"/>
           </w:tcPr>
           <w:p>
@@ -1150,8 +1119,8 @@
     </w:p>
     <w:sectPr>
       <w:headerReference w:type="default" r:id="rId8"/>
-      <w:pgSz w:w="12240" w:h="15840"/>
-      <w:pgMar w:top="1440" w:right="1440" w:bottom="567" w:left="1440" w:header="720" w:footer="720" w:gutter="0"/>
+      <w:pgSz w:w="11906" w:h="16838" w:orient="portrait"/>
+      <w:pgMar w:top="1440" w:right="928" w:bottom="567" w:left="928" w:header="720" w:footer="720" w:gutter="0"/>
       <w:cols w:space="720"/>
       <w:docGrid w:linePitch="360"/>
     </w:sectPr>
@@ -1230,7 +1199,7 @@
         <w:sz w:val="36"/>
       </w:rPr>
       <w:pict w14:anchorId="120197B2">
-        <v:shapetype id="_x0000_t75" coordsize="21600,21600" o:spt="75" o:preferrelative="t" path="m@4@5l@4@11@9@11@9@5xe" filled="f" stroked="f">
+        <v:shapetype id="_x0000_t75" coordsize="21600,21600" filled="f" stroked="f" o:spt="75" o:preferrelative="t" path="m@4@5l@4@11@9@11@9@5xe">
           <v:stroke joinstyle="miter"/>
           <v:formulas>
             <v:f eqn="if lineDrawn pixelLineWidth 0"/>
@@ -1246,11 +1215,11 @@
             <v:f eqn="prod @7 21600 pixelHeight"/>
             <v:f eqn="sum @10 21600 0"/>
           </v:formulas>
-          <v:path o:extrusionok="f" gradientshapeok="t" o:connecttype="rect"/>
+          <v:path gradientshapeok="t" o:connecttype="rect" o:extrusionok="f"/>
           <o:lock v:ext="edit" aspectratio="t"/>
         </v:shapetype>
-        <v:shape id="_x0000_s1031" type="#_x0000_t75" style="position:absolute;left:0;text-align:left;margin-left:0;margin-top:8.3pt;width:76.1pt;height:76.1pt;z-index:-251657728" wrapcoords="-251 0 -251 21349 21600 21349 21600 0 -251 0">
-          <v:imagedata r:id="rId1" o:title=""/>
+        <v:shape id="_x0000_s1031" style="position:absolute;left:0;text-align:left;margin-left:0;margin-top:8.3pt;width:76.1pt;height:76.1pt;z-index:-251657728" wrapcoords="-251 0 -251 21349 21600 21349 21600 0 -251 0" type="#_x0000_t75">
+          <v:imagedata o:title="" r:id="rId1"/>
           <w10:wrap type="tight"/>
         </v:shape>
       </w:pict>
@@ -1261,7 +1230,7 @@
         <w:sz w:val="18"/>
       </w:rPr>
       <w:pict w14:anchorId="6225542A">
-        <v:rect id="Rectangle 40" o:spid="_x0000_s1026" style="position:absolute;left:0;text-align:left;margin-left:556pt;margin-top:10.1pt;width:179.1pt;height:74.3pt;z-index:-251658752;visibility:visible" o:gfxdata="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" stroked="f">
+        <v:rect id="Rectangle 40" style="position:absolute;left:0;text-align:left;margin-left:556pt;margin-top:10.1pt;width:179.1pt;height:74.3pt;z-index:-251658752;visibility:visible" o:spid="_x0000_s1026" stroked="f" o:gfxdata="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">
           <v:textbox style="mso-next-textbox:#Rectangle 40">
             <w:txbxContent>
               <w:p>
@@ -1657,11 +1626,11 @@
         <w:szCs w:val="24"/>
       </w:rPr>
       <w:pict w14:anchorId="4D1ABA8E">
-        <v:shapetype id="_x0000_t32" coordsize="21600,21600" o:spt="32" o:oned="t" path="m,l21600,21600e" filled="f">
-          <v:path arrowok="t" fillok="f" o:connecttype="none"/>
+        <v:shapetype id="_x0000_t32" coordsize="21600,21600" o:oned="t" filled="f" o:spt="32" path="m,l21600,21600e">
+          <v:path fillok="f" arrowok="t" o:connecttype="none"/>
           <o:lock v:ext="edit" shapetype="t"/>
         </v:shapetype>
-        <v:shape id="_x0000_s1025" type="#_x0000_t32" style="position:absolute;left:0;text-align:left;margin-left:-72.6pt;margin-top:18.7pt;width:613.95pt;height:0;z-index:251656704" o:connectortype="straight"/>
+        <v:shape id="_x0000_s1025" style="position:absolute;left:0;text-align:left;margin-left:-72.6pt;margin-top:18.7pt;width:613.95pt;height:0;z-index:251656704" o:connectortype="straight" type="#_x0000_t32"/>
       </w:pict>
     </w:r>
     <w:r>
@@ -1695,7 +1664,7 @@
         <w:ind w:left="720" w:hanging="360"/>
       </w:pPr>
       <w:rPr>
-        <w:rFonts w:ascii="Symbol" w:hAnsi="Symbol" w:hint="default"/>
+        <w:rFonts w:hint="default" w:ascii="Symbol" w:hAnsi="Symbol"/>
         <w:sz w:val="20"/>
       </w:rPr>
     </w:lvl>
@@ -1711,7 +1680,7 @@
         <w:ind w:left="1440" w:hanging="360"/>
       </w:pPr>
       <w:rPr>
-        <w:rFonts w:ascii="Courier New" w:hAnsi="Courier New" w:hint="default"/>
+        <w:rFonts w:hint="default" w:ascii="Courier New" w:hAnsi="Courier New"/>
         <w:sz w:val="20"/>
       </w:rPr>
     </w:lvl>
@@ -1727,7 +1696,7 @@
         <w:ind w:left="2160" w:hanging="360"/>
       </w:pPr>
       <w:rPr>
-        <w:rFonts w:ascii="Wingdings" w:hAnsi="Wingdings" w:hint="default"/>
+        <w:rFonts w:hint="default" w:ascii="Wingdings" w:hAnsi="Wingdings"/>
         <w:sz w:val="20"/>
       </w:rPr>
     </w:lvl>
@@ -1743,7 +1712,7 @@
         <w:ind w:left="2880" w:hanging="360"/>
       </w:pPr>
       <w:rPr>
-        <w:rFonts w:ascii="Wingdings" w:hAnsi="Wingdings" w:hint="default"/>
+        <w:rFonts w:hint="default" w:ascii="Wingdings" w:hAnsi="Wingdings"/>
         <w:sz w:val="20"/>
       </w:rPr>
     </w:lvl>
@@ -1759,7 +1728,7 @@
         <w:ind w:left="3600" w:hanging="360"/>
       </w:pPr>
       <w:rPr>
-        <w:rFonts w:ascii="Wingdings" w:hAnsi="Wingdings" w:hint="default"/>
+        <w:rFonts w:hint="default" w:ascii="Wingdings" w:hAnsi="Wingdings"/>
         <w:sz w:val="20"/>
       </w:rPr>
     </w:lvl>
@@ -1775,7 +1744,7 @@
         <w:ind w:left="4320" w:hanging="360"/>
       </w:pPr>
       <w:rPr>
-        <w:rFonts w:ascii="Wingdings" w:hAnsi="Wingdings" w:hint="default"/>
+        <w:rFonts w:hint="default" w:ascii="Wingdings" w:hAnsi="Wingdings"/>
         <w:sz w:val="20"/>
       </w:rPr>
     </w:lvl>
@@ -1791,7 +1760,7 @@
         <w:ind w:left="5040" w:hanging="360"/>
       </w:pPr>
       <w:rPr>
-        <w:rFonts w:ascii="Wingdings" w:hAnsi="Wingdings" w:hint="default"/>
+        <w:rFonts w:hint="default" w:ascii="Wingdings" w:hAnsi="Wingdings"/>
         <w:sz w:val="20"/>
       </w:rPr>
     </w:lvl>
@@ -1807,7 +1776,7 @@
         <w:ind w:left="5760" w:hanging="360"/>
       </w:pPr>
       <w:rPr>
-        <w:rFonts w:ascii="Wingdings" w:hAnsi="Wingdings" w:hint="default"/>
+        <w:rFonts w:hint="default" w:ascii="Wingdings" w:hAnsi="Wingdings"/>
         <w:sz w:val="20"/>
       </w:rPr>
     </w:lvl>
@@ -1823,7 +1792,7 @@
         <w:ind w:left="6480" w:hanging="360"/>
       </w:pPr>
       <w:rPr>
-        <w:rFonts w:ascii="Wingdings" w:hAnsi="Wingdings" w:hint="default"/>
+        <w:rFonts w:hint="default" w:ascii="Wingdings" w:hAnsi="Wingdings"/>
         <w:sz w:val="20"/>
       </w:rPr>
     </w:lvl>
@@ -1841,7 +1810,7 @@
         <w:ind w:left="360" w:hanging="360"/>
       </w:pPr>
       <w:rPr>
-        <w:rFonts w:ascii="Symbol" w:hAnsi="Symbol" w:hint="default"/>
+        <w:rFonts w:hint="default" w:ascii="Symbol" w:hAnsi="Symbol"/>
       </w:rPr>
     </w:lvl>
     <w:lvl w:ilvl="1" w:tplc="40090003" w:tentative="1">
@@ -1853,7 +1822,7 @@
         <w:ind w:left="1080" w:hanging="360"/>
       </w:pPr>
       <w:rPr>
-        <w:rFonts w:ascii="Courier New" w:hAnsi="Courier New" w:cs="Courier New" w:hint="default"/>
+        <w:rFonts w:hint="default" w:ascii="Courier New" w:hAnsi="Courier New" w:cs="Courier New"/>
       </w:rPr>
     </w:lvl>
     <w:lvl w:ilvl="2" w:tplc="40090005" w:tentative="1">
@@ -1865,7 +1834,7 @@
         <w:ind w:left="1800" w:hanging="360"/>
       </w:pPr>
       <w:rPr>
-        <w:rFonts w:ascii="Wingdings" w:hAnsi="Wingdings" w:hint="default"/>
+        <w:rFonts w:hint="default" w:ascii="Wingdings" w:hAnsi="Wingdings"/>
       </w:rPr>
     </w:lvl>
     <w:lvl w:ilvl="3" w:tplc="40090001" w:tentative="1">
@@ -1877,7 +1846,7 @@
         <w:ind w:left="2520" w:hanging="360"/>
       </w:pPr>
       <w:rPr>
-        <w:rFonts w:ascii="Symbol" w:hAnsi="Symbol" w:hint="default"/>
+        <w:rFonts w:hint="default" w:ascii="Symbol" w:hAnsi="Symbol"/>
       </w:rPr>
     </w:lvl>
     <w:lvl w:ilvl="4" w:tplc="40090003" w:tentative="1">
@@ -1889,7 +1858,7 @@
         <w:ind w:left="3240" w:hanging="360"/>
       </w:pPr>
       <w:rPr>
-        <w:rFonts w:ascii="Courier New" w:hAnsi="Courier New" w:cs="Courier New" w:hint="default"/>
+        <w:rFonts w:hint="default" w:ascii="Courier New" w:hAnsi="Courier New" w:cs="Courier New"/>
       </w:rPr>
     </w:lvl>
     <w:lvl w:ilvl="5" w:tplc="40090005" w:tentative="1">
@@ -1901,7 +1870,7 @@
         <w:ind w:left="3960" w:hanging="360"/>
       </w:pPr>
       <w:rPr>
-        <w:rFonts w:ascii="Wingdings" w:hAnsi="Wingdings" w:hint="default"/>
+        <w:rFonts w:hint="default" w:ascii="Wingdings" w:hAnsi="Wingdings"/>
       </w:rPr>
     </w:lvl>
     <w:lvl w:ilvl="6" w:tplc="40090001" w:tentative="1">
@@ -1913,7 +1882,7 @@
         <w:ind w:left="4680" w:hanging="360"/>
       </w:pPr>
       <w:rPr>
-        <w:rFonts w:ascii="Symbol" w:hAnsi="Symbol" w:hint="default"/>
+        <w:rFonts w:hint="default" w:ascii="Symbol" w:hAnsi="Symbol"/>
       </w:rPr>
     </w:lvl>
     <w:lvl w:ilvl="7" w:tplc="40090003" w:tentative="1">
@@ -1925,7 +1894,7 @@
         <w:ind w:left="5400" w:hanging="360"/>
       </w:pPr>
       <w:rPr>
-        <w:rFonts w:ascii="Courier New" w:hAnsi="Courier New" w:cs="Courier New" w:hint="default"/>
+        <w:rFonts w:hint="default" w:ascii="Courier New" w:hAnsi="Courier New" w:cs="Courier New"/>
       </w:rPr>
     </w:lvl>
     <w:lvl w:ilvl="8" w:tplc="40090005" w:tentative="1">
@@ -1937,7 +1906,7 @@
         <w:ind w:left="6120" w:hanging="360"/>
       </w:pPr>
       <w:rPr>
-        <w:rFonts w:ascii="Wingdings" w:hAnsi="Wingdings" w:hint="default"/>
+        <w:rFonts w:hint="default" w:ascii="Wingdings" w:hAnsi="Wingdings"/>
       </w:rPr>
     </w:lvl>
   </w:abstractNum>
@@ -2129,7 +2098,7 @@
         <w:ind w:left="720" w:hanging="360"/>
       </w:pPr>
       <w:rPr>
-        <w:rFonts w:ascii="Times New Roman" w:hAnsi="Times New Roman" w:cs="Times New Roman" w:hint="default"/>
+        <w:rFonts w:hint="default" w:ascii="Times New Roman" w:hAnsi="Times New Roman" w:cs="Times New Roman"/>
         <w:b w:val="0"/>
       </w:rPr>
     </w:lvl>
@@ -2219,7 +2188,7 @@
         <w:ind w:left="720" w:hanging="360"/>
       </w:pPr>
       <w:rPr>
-        <w:rFonts w:ascii="Symbol" w:hAnsi="Symbol" w:hint="default"/>
+        <w:rFonts w:hint="default" w:ascii="Symbol" w:hAnsi="Symbol"/>
       </w:rPr>
     </w:lvl>
     <w:lvl w:ilvl="1" w:tplc="40090003" w:tentative="1">
@@ -2231,7 +2200,7 @@
         <w:ind w:left="1440" w:hanging="360"/>
       </w:pPr>
       <w:rPr>
-        <w:rFonts w:ascii="Courier New" w:hAnsi="Courier New" w:cs="Courier New" w:hint="default"/>
+        <w:rFonts w:hint="default" w:ascii="Courier New" w:hAnsi="Courier New" w:cs="Courier New"/>
       </w:rPr>
     </w:lvl>
     <w:lvl w:ilvl="2" w:tplc="40090005" w:tentative="1">
@@ -2243,7 +2212,7 @@
         <w:ind w:left="2160" w:hanging="360"/>
       </w:pPr>
       <w:rPr>
-        <w:rFonts w:ascii="Wingdings" w:hAnsi="Wingdings" w:hint="default"/>
+        <w:rFonts w:hint="default" w:ascii="Wingdings" w:hAnsi="Wingdings"/>
       </w:rPr>
     </w:lvl>
     <w:lvl w:ilvl="3" w:tplc="40090001" w:tentative="1">
@@ -2255,7 +2224,7 @@
         <w:ind w:left="2880" w:hanging="360"/>
       </w:pPr>
       <w:rPr>
-        <w:rFonts w:ascii="Symbol" w:hAnsi="Symbol" w:hint="default"/>
+        <w:rFonts w:hint="default" w:ascii="Symbol" w:hAnsi="Symbol"/>
       </w:rPr>
     </w:lvl>
     <w:lvl w:ilvl="4" w:tplc="40090003" w:tentative="1">
@@ -2267,7 +2236,7 @@
         <w:ind w:left="3600" w:hanging="360"/>
       </w:pPr>
       <w:rPr>
-        <w:rFonts w:ascii="Courier New" w:hAnsi="Courier New" w:cs="Courier New" w:hint="default"/>
+        <w:rFonts w:hint="default" w:ascii="Courier New" w:hAnsi="Courier New" w:cs="Courier New"/>
       </w:rPr>
     </w:lvl>
     <w:lvl w:ilvl="5" w:tplc="40090005" w:tentative="1">
@@ -2279,7 +2248,7 @@
         <w:ind w:left="4320" w:hanging="360"/>
       </w:pPr>
       <w:rPr>
-        <w:rFonts w:ascii="Wingdings" w:hAnsi="Wingdings" w:hint="default"/>
+        <w:rFonts w:hint="default" w:ascii="Wingdings" w:hAnsi="Wingdings"/>
       </w:rPr>
     </w:lvl>
     <w:lvl w:ilvl="6" w:tplc="40090001" w:tentative="1">
@@ -2291,7 +2260,7 @@
         <w:ind w:left="5040" w:hanging="360"/>
       </w:pPr>
       <w:rPr>
-        <w:rFonts w:ascii="Symbol" w:hAnsi="Symbol" w:hint="default"/>
+        <w:rFonts w:hint="default" w:ascii="Symbol" w:hAnsi="Symbol"/>
       </w:rPr>
     </w:lvl>
     <w:lvl w:ilvl="7" w:tplc="40090003" w:tentative="1">
@@ -2303,7 +2272,7 @@
         <w:ind w:left="5760" w:hanging="360"/>
       </w:pPr>
       <w:rPr>
-        <w:rFonts w:ascii="Courier New" w:hAnsi="Courier New" w:cs="Courier New" w:hint="default"/>
+        <w:rFonts w:hint="default" w:ascii="Courier New" w:hAnsi="Courier New" w:cs="Courier New"/>
       </w:rPr>
     </w:lvl>
     <w:lvl w:ilvl="8" w:tplc="40090005" w:tentative="1">
@@ -2315,7 +2284,7 @@
         <w:ind w:left="6480" w:hanging="360"/>
       </w:pPr>
       <w:rPr>
-        <w:rFonts w:ascii="Wingdings" w:hAnsi="Wingdings" w:hint="default"/>
+        <w:rFonts w:hint="default" w:ascii="Wingdings" w:hAnsi="Wingdings"/>
       </w:rPr>
     </w:lvl>
   </w:abstractNum>
@@ -2593,7 +2562,7 @@
         <w:ind w:left="720" w:hanging="360"/>
       </w:pPr>
       <w:rPr>
-        <w:rFonts w:ascii="Symbol" w:hAnsi="Symbol" w:hint="default"/>
+        <w:rFonts w:hint="default" w:ascii="Symbol" w:hAnsi="Symbol"/>
       </w:rPr>
     </w:lvl>
     <w:lvl w:ilvl="1" w:tplc="40090003" w:tentative="1">
@@ -2605,7 +2574,7 @@
         <w:ind w:left="1440" w:hanging="360"/>
       </w:pPr>
       <w:rPr>
-        <w:rFonts w:ascii="Courier New" w:hAnsi="Courier New" w:cs="Courier New" w:hint="default"/>
+        <w:rFonts w:hint="default" w:ascii="Courier New" w:hAnsi="Courier New" w:cs="Courier New"/>
       </w:rPr>
     </w:lvl>
     <w:lvl w:ilvl="2" w:tplc="40090005" w:tentative="1">
@@ -2617,7 +2586,7 @@
         <w:ind w:left="2160" w:hanging="360"/>
       </w:pPr>
       <w:rPr>
-        <w:rFonts w:ascii="Wingdings" w:hAnsi="Wingdings" w:hint="default"/>
+        <w:rFonts w:hint="default" w:ascii="Wingdings" w:hAnsi="Wingdings"/>
       </w:rPr>
     </w:lvl>
     <w:lvl w:ilvl="3" w:tplc="40090001" w:tentative="1">
@@ -2629,7 +2598,7 @@
         <w:ind w:left="2880" w:hanging="360"/>
       </w:pPr>
       <w:rPr>
-        <w:rFonts w:ascii="Symbol" w:hAnsi="Symbol" w:hint="default"/>
+        <w:rFonts w:hint="default" w:ascii="Symbol" w:hAnsi="Symbol"/>
       </w:rPr>
     </w:lvl>
     <w:lvl w:ilvl="4" w:tplc="40090003" w:tentative="1">
@@ -2641,7 +2610,7 @@
         <w:ind w:left="3600" w:hanging="360"/>
       </w:pPr>
       <w:rPr>
-        <w:rFonts w:ascii="Courier New" w:hAnsi="Courier New" w:cs="Courier New" w:hint="default"/>
+        <w:rFonts w:hint="default" w:ascii="Courier New" w:hAnsi="Courier New" w:cs="Courier New"/>
       </w:rPr>
     </w:lvl>
     <w:lvl w:ilvl="5" w:tplc="40090005" w:tentative="1">
@@ -2653,7 +2622,7 @@
         <w:ind w:left="4320" w:hanging="360"/>
       </w:pPr>
       <w:rPr>
-        <w:rFonts w:ascii="Wingdings" w:hAnsi="Wingdings" w:hint="default"/>
+        <w:rFonts w:hint="default" w:ascii="Wingdings" w:hAnsi="Wingdings"/>
       </w:rPr>
     </w:lvl>
     <w:lvl w:ilvl="6" w:tplc="40090001" w:tentative="1">
@@ -2665,7 +2634,7 @@
         <w:ind w:left="5040" w:hanging="360"/>
       </w:pPr>
       <w:rPr>
-        <w:rFonts w:ascii="Symbol" w:hAnsi="Symbol" w:hint="default"/>
+        <w:rFonts w:hint="default" w:ascii="Symbol" w:hAnsi="Symbol"/>
       </w:rPr>
     </w:lvl>
     <w:lvl w:ilvl="7" w:tplc="40090003" w:tentative="1">
@@ -2677,7 +2646,7 @@
         <w:ind w:left="5760" w:hanging="360"/>
       </w:pPr>
       <w:rPr>
-        <w:rFonts w:ascii="Courier New" w:hAnsi="Courier New" w:cs="Courier New" w:hint="default"/>
+        <w:rFonts w:hint="default" w:ascii="Courier New" w:hAnsi="Courier New" w:cs="Courier New"/>
       </w:rPr>
     </w:lvl>
     <w:lvl w:ilvl="8" w:tplc="40090005" w:tentative="1">
@@ -2689,7 +2658,7 @@
         <w:ind w:left="6480" w:hanging="360"/>
       </w:pPr>
       <w:rPr>
-        <w:rFonts w:ascii="Wingdings" w:hAnsi="Wingdings" w:hint="default"/>
+        <w:rFonts w:hint="default" w:ascii="Wingdings" w:hAnsi="Wingdings"/>
       </w:rPr>
     </w:lvl>
   </w:abstractNum>
@@ -2820,7 +2789,7 @@
         <w:ind w:left="720" w:hanging="360"/>
       </w:pPr>
       <w:rPr>
-        <w:rFonts w:ascii="Times New Roman" w:hAnsi="Times New Roman" w:cs="Times New Roman" w:hint="default"/>
+        <w:rFonts w:hint="default" w:ascii="Times New Roman" w:hAnsi="Times New Roman" w:cs="Times New Roman"/>
         <w:b w:val="0"/>
       </w:rPr>
     </w:lvl>
@@ -3030,7 +2999,7 @@
   <w:docDefaults>
     <w:rPrDefault>
       <w:rPr>
-        <w:rFonts w:ascii="Calibri" w:eastAsia="Calibri" w:hAnsi="Calibri" w:cs="Times New Roman"/>
+        <w:rFonts w:ascii="Calibri" w:hAnsi="Calibri" w:eastAsia="Calibri" w:cs="Times New Roman"/>
         <w:lang w:val="en-IN" w:eastAsia="en-IN" w:bidi="ar-SA"/>
       </w:rPr>
     </w:rPrDefault>
@@ -3039,14 +3008,14 @@
   <w:latentStyles w:defLockedState="0" w:defUIPriority="99" w:defSemiHidden="0" w:defUnhideWhenUsed="0" w:defQFormat="0" w:count="376">
     <w:lsdException w:name="Normal" w:uiPriority="0" w:qFormat="1"/>
     <w:lsdException w:name="heading 1" w:uiPriority="9" w:qFormat="1"/>
-    <w:lsdException w:name="heading 2" w:semiHidden="1" w:uiPriority="9" w:unhideWhenUsed="1" w:qFormat="1"/>
-    <w:lsdException w:name="heading 3" w:semiHidden="1" w:uiPriority="9" w:unhideWhenUsed="1" w:qFormat="1"/>
-    <w:lsdException w:name="heading 4" w:semiHidden="1" w:uiPriority="9" w:unhideWhenUsed="1" w:qFormat="1"/>
-    <w:lsdException w:name="heading 5" w:semiHidden="1" w:uiPriority="9" w:unhideWhenUsed="1" w:qFormat="1"/>
-    <w:lsdException w:name="heading 6" w:semiHidden="1" w:uiPriority="9" w:unhideWhenUsed="1" w:qFormat="1"/>
-    <w:lsdException w:name="heading 7" w:semiHidden="1" w:uiPriority="9" w:unhideWhenUsed="1" w:qFormat="1"/>
-    <w:lsdException w:name="heading 8" w:semiHidden="1" w:uiPriority="9" w:unhideWhenUsed="1" w:qFormat="1"/>
-    <w:lsdException w:name="heading 9" w:semiHidden="1" w:uiPriority="9" w:unhideWhenUsed="1" w:qFormat="1"/>
+    <w:lsdException w:name="heading 2" w:uiPriority="9" w:semiHidden="1" w:unhideWhenUsed="1" w:qFormat="1"/>
+    <w:lsdException w:name="heading 3" w:uiPriority="9" w:semiHidden="1" w:unhideWhenUsed="1" w:qFormat="1"/>
+    <w:lsdException w:name="heading 4" w:uiPriority="9" w:semiHidden="1" w:unhideWhenUsed="1" w:qFormat="1"/>
+    <w:lsdException w:name="heading 5" w:uiPriority="9" w:semiHidden="1" w:unhideWhenUsed="1" w:qFormat="1"/>
+    <w:lsdException w:name="heading 6" w:uiPriority="9" w:semiHidden="1" w:unhideWhenUsed="1" w:qFormat="1"/>
+    <w:lsdException w:name="heading 7" w:uiPriority="9" w:semiHidden="1" w:unhideWhenUsed="1" w:qFormat="1"/>
+    <w:lsdException w:name="heading 8" w:uiPriority="9" w:semiHidden="1" w:unhideWhenUsed="1" w:qFormat="1"/>
+    <w:lsdException w:name="heading 9" w:uiPriority="9" w:semiHidden="1" w:unhideWhenUsed="1" w:qFormat="1"/>
     <w:lsdException w:name="index 1" w:semiHidden="1" w:unhideWhenUsed="1"/>
     <w:lsdException w:name="index 2" w:semiHidden="1" w:unhideWhenUsed="1"/>
     <w:lsdException w:name="index 3" w:semiHidden="1" w:unhideWhenUsed="1"/>
@@ -3056,22 +3025,22 @@
     <w:lsdException w:name="index 7" w:semiHidden="1" w:unhideWhenUsed="1"/>
     <w:lsdException w:name="index 8" w:semiHidden="1" w:unhideWhenUsed="1"/>
     <w:lsdException w:name="index 9" w:semiHidden="1" w:unhideWhenUsed="1"/>
-    <w:lsdException w:name="toc 1" w:semiHidden="1" w:uiPriority="39" w:unhideWhenUsed="1"/>
-    <w:lsdException w:name="toc 2" w:semiHidden="1" w:uiPriority="39" w:unhideWhenUsed="1"/>
-    <w:lsdException w:name="toc 3" w:semiHidden="1" w:uiPriority="39" w:unhideWhenUsed="1"/>
-    <w:lsdException w:name="toc 4" w:semiHidden="1" w:uiPriority="39" w:unhideWhenUsed="1"/>
-    <w:lsdException w:name="toc 5" w:semiHidden="1" w:uiPriority="39" w:unhideWhenUsed="1"/>
-    <w:lsdException w:name="toc 6" w:semiHidden="1" w:uiPriority="39" w:unhideWhenUsed="1"/>
-    <w:lsdException w:name="toc 7" w:semiHidden="1" w:uiPriority="39" w:unhideWhenUsed="1"/>
-    <w:lsdException w:name="toc 8" w:semiHidden="1" w:uiPriority="39" w:unhideWhenUsed="1"/>
-    <w:lsdException w:name="toc 9" w:semiHidden="1" w:uiPriority="39" w:unhideWhenUsed="1"/>
+    <w:lsdException w:name="toc 1" w:uiPriority="39" w:semiHidden="1" w:unhideWhenUsed="1"/>
+    <w:lsdException w:name="toc 2" w:uiPriority="39" w:semiHidden="1" w:unhideWhenUsed="1"/>
+    <w:lsdException w:name="toc 3" w:uiPriority="39" w:semiHidden="1" w:unhideWhenUsed="1"/>
+    <w:lsdException w:name="toc 4" w:uiPriority="39" w:semiHidden="1" w:unhideWhenUsed="1"/>
+    <w:lsdException w:name="toc 5" w:uiPriority="39" w:semiHidden="1" w:unhideWhenUsed="1"/>
+    <w:lsdException w:name="toc 6" w:uiPriority="39" w:semiHidden="1" w:unhideWhenUsed="1"/>
+    <w:lsdException w:name="toc 7" w:uiPriority="39" w:semiHidden="1" w:unhideWhenUsed="1"/>
+    <w:lsdException w:name="toc 8" w:uiPriority="39" w:semiHidden="1" w:unhideWhenUsed="1"/>
+    <w:lsdException w:name="toc 9" w:uiPriority="39" w:semiHidden="1" w:unhideWhenUsed="1"/>
     <w:lsdException w:name="Normal Indent" w:semiHidden="1" w:unhideWhenUsed="1"/>
     <w:lsdException w:name="footnote text" w:semiHidden="1" w:unhideWhenUsed="1"/>
     <w:lsdException w:name="annotation text" w:semiHidden="1" w:unhideWhenUsed="1"/>
     <w:lsdException w:name="header" w:semiHidden="1" w:unhideWhenUsed="1"/>
     <w:lsdException w:name="footer" w:semiHidden="1" w:unhideWhenUsed="1"/>
     <w:lsdException w:name="index heading" w:semiHidden="1" w:unhideWhenUsed="1"/>
-    <w:lsdException w:name="caption" w:semiHidden="1" w:uiPriority="35" w:unhideWhenUsed="1" w:qFormat="1"/>
+    <w:lsdException w:name="caption" w:uiPriority="35" w:semiHidden="1" w:unhideWhenUsed="1" w:qFormat="1"/>
     <w:lsdException w:name="table of figures" w:semiHidden="1" w:unhideWhenUsed="1"/>
     <w:lsdException w:name="envelope address" w:semiHidden="1" w:unhideWhenUsed="1"/>
     <w:lsdException w:name="envelope return" w:semiHidden="1" w:unhideWhenUsed="1"/>
@@ -3102,7 +3071,7 @@
     <w:lsdException w:name="Title" w:uiPriority="10" w:qFormat="1"/>
     <w:lsdException w:name="Closing" w:semiHidden="1" w:unhideWhenUsed="1"/>
     <w:lsdException w:name="Signature" w:semiHidden="1" w:unhideWhenUsed="1"/>
-    <w:lsdException w:name="Default Paragraph Font" w:semiHidden="1" w:uiPriority="1" w:unhideWhenUsed="1"/>
+    <w:lsdException w:name="Default Paragraph Font" w:uiPriority="1" w:semiHidden="1" w:unhideWhenUsed="1"/>
     <w:lsdException w:name="Body Text" w:semiHidden="1" w:unhideWhenUsed="1"/>
     <w:lsdException w:name="Body Text Indent" w:semiHidden="1" w:unhideWhenUsed="1"/>
     <w:lsdException w:name="List Continue" w:semiHidden="1" w:unhideWhenUsed="1"/>
@@ -3302,8 +3271,8 @@
     <w:lsdException w:name="Subtle Reference" w:uiPriority="31" w:qFormat="1"/>
     <w:lsdException w:name="Intense Reference" w:uiPriority="32" w:qFormat="1"/>
     <w:lsdException w:name="Book Title" w:uiPriority="33" w:qFormat="1"/>
-    <w:lsdException w:name="Bibliography" w:semiHidden="1" w:uiPriority="37" w:unhideWhenUsed="1"/>
-    <w:lsdException w:name="TOC Heading" w:semiHidden="1" w:uiPriority="39" w:unhideWhenUsed="1" w:qFormat="1"/>
+    <w:lsdException w:name="Bibliography" w:uiPriority="37" w:semiHidden="1" w:unhideWhenUsed="1"/>
+    <w:lsdException w:name="TOC Heading" w:uiPriority="39" w:semiHidden="1" w:unhideWhenUsed="1" w:qFormat="1"/>
     <w:lsdException w:name="Plain Table 1" w:uiPriority="41"/>
     <w:lsdException w:name="Plain Table 2" w:uiPriority="42"/>
     <w:lsdException w:name="Plain Table 3" w:uiPriority="43"/>
@@ -3414,7 +3383,7 @@
     <w:lsdException w:name="Unresolved Mention" w:semiHidden="1" w:unhideWhenUsed="1"/>
     <w:lsdException w:name="Smart Link" w:semiHidden="1" w:unhideWhenUsed="1"/>
   </w:latentStyles>
-  <w:style w:type="paragraph" w:default="1" w:styleId="Normal">
+  <w:style w:type="paragraph" w:styleId="Normal" w:default="1">
     <w:name w:val="Normal"/>
     <w:qFormat/>
     <w:rsid w:val="001F579B"/>
@@ -3427,12 +3396,12 @@
       <w:lang w:val="en-US" w:eastAsia="en-US"/>
     </w:rPr>
   </w:style>
-  <w:style w:type="character" w:default="1" w:styleId="DefaultParagraphFont">
+  <w:style w:type="character" w:styleId="DefaultParagraphFont" w:default="1">
     <w:name w:val="Default Paragraph Font"/>
     <w:uiPriority w:val="1"/>
     <w:unhideWhenUsed/>
   </w:style>
-  <w:style w:type="table" w:default="1" w:styleId="TableNormal">
+  <w:style w:type="table" w:styleId="TableNormal" w:default="1">
     <w:name w:val="Normal Table"/>
     <w:uiPriority w:val="99"/>
     <w:semiHidden/>
@@ -3448,7 +3417,7 @@
       </w:tblCellMar>
     </w:tblPr>
   </w:style>
-  <w:style w:type="numbering" w:default="1" w:styleId="NoList">
+  <w:style w:type="numbering" w:styleId="NoList" w:default="1">
     <w:name w:val="No List"/>
     <w:uiPriority w:val="99"/>
     <w:semiHidden/>
@@ -3469,7 +3438,7 @@
       <w:spacing w:after="0" w:line="240" w:lineRule="auto"/>
     </w:pPr>
   </w:style>
-  <w:style w:type="character" w:customStyle="1" w:styleId="HeaderChar">
+  <w:style w:type="character" w:styleId="HeaderChar" w:customStyle="1">
     <w:name w:val="Header Char"/>
     <w:basedOn w:val="DefaultParagraphFont"/>
     <w:link w:val="Header"/>
@@ -3491,7 +3460,7 @@
       <w:spacing w:after="0" w:line="240" w:lineRule="auto"/>
     </w:pPr>
   </w:style>
-  <w:style w:type="character" w:customStyle="1" w:styleId="FooterChar">
+  <w:style w:type="character" w:styleId="FooterChar" w:customStyle="1">
     <w:name w:val="Footer Char"/>
     <w:basedOn w:val="DefaultParagraphFont"/>
     <w:link w:val="Footer"/>
@@ -3516,7 +3485,7 @@
       <w:lang w:val="x-none" w:eastAsia="x-none"/>
     </w:rPr>
   </w:style>
-  <w:style w:type="character" w:customStyle="1" w:styleId="BalloonTextChar">
+  <w:style w:type="character" w:styleId="BalloonTextChar" w:customStyle="1">
     <w:name w:val="Balloon Text Char"/>
     <w:link w:val="BalloonText"/>
     <w:uiPriority w:val="99"/>
@@ -3549,20 +3518,20 @@
       <w:spacing w:before="100" w:beforeAutospacing="1" w:after="100" w:afterAutospacing="1" w:line="240" w:lineRule="auto"/>
     </w:pPr>
     <w:rPr>
-      <w:rFonts w:ascii="Times New Roman" w:eastAsia="Times New Roman" w:hAnsi="Times New Roman"/>
+      <w:rFonts w:ascii="Times New Roman" w:hAnsi="Times New Roman" w:eastAsia="Times New Roman"/>
       <w:sz w:val="24"/>
       <w:szCs w:val="24"/>
       <w:lang w:val="en-IN" w:eastAsia="en-IN"/>
     </w:rPr>
   </w:style>
-  <w:style w:type="paragraph" w:customStyle="1" w:styleId="normal0">
+  <w:style w:type="paragraph" w:styleId="normal0" w:customStyle="1">
     <w:name w:val="normal"/>
     <w:rsid w:val="0095338E"/>
     <w:pPr>
       <w:spacing w:line="276" w:lineRule="auto"/>
     </w:pPr>
     <w:rPr>
-      <w:rFonts w:ascii="Arial" w:eastAsia="Arial" w:hAnsi="Arial" w:cs="Arial"/>
+      <w:rFonts w:ascii="Arial" w:hAnsi="Arial" w:eastAsia="Arial" w:cs="Arial"/>
       <w:sz w:val="22"/>
       <w:szCs w:val="22"/>
       <w:lang w:val="en"/>
@@ -3578,7 +3547,7 @@
       <w:bCs/>
     </w:rPr>
   </w:style>
-  <w:style w:type="paragraph" w:customStyle="1" w:styleId="isselectedend">
+  <w:style w:type="paragraph" w:styleId="isselectedend" w:customStyle="1">
     <w:name w:val="isselectedend"/>
     <w:basedOn w:val="Normal"/>
     <w:rsid w:val="001D6E8C"/>
@@ -3586,7 +3555,7 @@
       <w:spacing w:before="100" w:beforeAutospacing="1" w:after="100" w:afterAutospacing="1" w:line="240" w:lineRule="auto"/>
     </w:pPr>
     <w:rPr>
-      <w:rFonts w:ascii="Times New Roman" w:eastAsia="Times New Roman" w:hAnsi="Times New Roman"/>
+      <w:rFonts w:ascii="Times New Roman" w:hAnsi="Times New Roman" w:eastAsia="Times New Roman"/>
       <w:sz w:val="24"/>
       <w:szCs w:val="24"/>
       <w:lang w:val="en-IN" w:eastAsia="en-IN"/>
@@ -3596,7 +3565,7 @@
 </file>
 
 <file path=word/theme/theme1.xml><?xml version="1.0" encoding="utf-8"?>
-<a:theme xmlns:a="http://schemas.openxmlformats.org/drawingml/2006/main" name="Office Theme">
+<a:theme xmlns:a="http://schemas.openxmlformats.org/drawingml/2006/main" xmlns:thm15="http://schemas.microsoft.com/office/thememl/2012/main" name="Office Theme">
   <a:themeElements>
     <a:clrScheme name="Office">
       <a:dk1>

--- a/backend/templates/report-template.docx
+++ b/backend/templates/report-template.docx
@@ -7,8 +7,8 @@
         <w:jc w:val="center"/>
         <w:rPr>
           <w:rFonts w:ascii="Times New Roman" w:hAnsi="Times New Roman"/>
-          <w:b w:val="1"/>
-          <w:bCs w:val="1"/>
+          <w:b/>
+          <w:bCs/>
           <w:sz w:val="32"/>
           <w:szCs w:val="32"/>
         </w:rPr>
@@ -16,8 +16,8 @@
       <w:r>
         <w:rPr>
           <w:rFonts w:ascii="Times New Roman" w:hAnsi="Times New Roman"/>
-          <w:b w:val="1"/>
-          <w:bCs w:val="1"/>
+          <w:b/>
+          <w:bCs/>
           <w:sz w:val="32"/>
           <w:szCs w:val="32"/>
         </w:rPr>
@@ -29,8 +29,8 @@
         <w:jc w:val="center"/>
         <w:rPr>
           <w:rFonts w:ascii="Times New Roman" w:hAnsi="Times New Roman"/>
-          <w:b w:val="1"/>
-          <w:bCs w:val="1"/>
+          <w:b/>
+          <w:bCs/>
           <w:sz w:val="28"/>
           <w:szCs w:val="28"/>
           <w:lang w:val="en-GB"/>
@@ -39,8 +39,8 @@
       <w:r>
         <w:rPr>
           <w:rFonts w:ascii="Times New Roman" w:hAnsi="Times New Roman"/>
-          <w:b w:val="1"/>
-          <w:bCs w:val="1"/>
+          <w:b/>
+          <w:bCs/>
           <w:sz w:val="28"/>
           <w:szCs w:val="28"/>
           <w:lang w:val="en-GB"/>
@@ -59,8 +59,8 @@
       <w:r>
         <w:rPr>
           <w:rFonts w:ascii="Times New Roman" w:hAnsi="Times New Roman"/>
-          <w:b w:val="1"/>
-          <w:bCs w:val="1"/>
+          <w:b/>
+          <w:bCs/>
           <w:sz w:val="28"/>
           <w:szCs w:val="28"/>
         </w:rPr>
@@ -87,8 +87,8 @@
       <w:r>
         <w:rPr>
           <w:rFonts w:ascii="Times New Roman" w:hAnsi="Times New Roman"/>
-          <w:b w:val="1"/>
-          <w:bCs w:val="1"/>
+          <w:b/>
+          <w:bCs/>
           <w:sz w:val="28"/>
           <w:szCs w:val="28"/>
           <w:lang w:val="en-GB"/>
@@ -98,14 +98,13 @@
     </w:p>
     <w:p>
       <w:pPr>
-        <w:pStyle w:val="Normal"/>
         <w:jc w:val="center"/>
       </w:pPr>
       <w:r>
         <w:rPr>
           <w:rFonts w:ascii="Times New Roman" w:hAnsi="Times New Roman"/>
-          <w:b w:val="1"/>
-          <w:bCs w:val="1"/>
+          <w:b/>
+          <w:bCs/>
           <w:sz w:val="28"/>
           <w:szCs w:val="28"/>
           <w:lang w:val="en-GB"/>
@@ -118,12 +117,12 @@
         <w:tblW w:w="10050" w:type="dxa"/>
         <w:jc w:val="center"/>
         <w:tblBorders>
-          <w:top w:val="single" w:color="000000" w:sz="4" w:space="0"/>
-          <w:left w:val="single" w:color="000000" w:sz="4" w:space="0"/>
-          <w:bottom w:val="single" w:color="000000" w:sz="4" w:space="0"/>
-          <w:right w:val="single" w:color="000000" w:sz="4" w:space="0"/>
-          <w:insideH w:val="single" w:color="000000" w:sz="4" w:space="0"/>
-          <w:insideV w:val="single" w:color="000000" w:sz="4" w:space="0"/>
+          <w:top w:val="single" w:sz="4" w:space="0" w:color="000000"/>
+          <w:left w:val="single" w:sz="4" w:space="0" w:color="000000"/>
+          <w:bottom w:val="single" w:sz="4" w:space="0" w:color="000000"/>
+          <w:right w:val="single" w:sz="4" w:space="0" w:color="000000"/>
+          <w:insideH w:val="single" w:sz="4" w:space="0" w:color="000000"/>
+          <w:insideV w:val="single" w:sz="4" w:space="0" w:color="000000"/>
         </w:tblBorders>
         <w:tblLayout w:type="fixed"/>
         <w:tblLook w:val="04A0" w:firstRow="1" w:lastRow="0" w:firstColumn="1" w:lastColumn="0" w:noHBand="0" w:noVBand="1"/>
@@ -141,7 +140,6 @@
         <w:tc>
           <w:tcPr>
             <w:tcW w:w="4395" w:type="dxa"/>
-            <w:tcMar/>
           </w:tcPr>
           <w:p>
             <w:pPr>
@@ -169,7 +167,6 @@
           <w:tcPr>
             <w:tcW w:w="5655" w:type="dxa"/>
             <w:gridSpan w:val="2"/>
-            <w:tcMar/>
           </w:tcPr>
           <w:p>
             <w:pPr>
@@ -202,7 +199,6 @@
         <w:tc>
           <w:tcPr>
             <w:tcW w:w="4395" w:type="dxa"/>
-            <w:tcMar/>
           </w:tcPr>
           <w:p>
             <w:pPr>
@@ -230,7 +226,6 @@
           <w:tcPr>
             <w:tcW w:w="5655" w:type="dxa"/>
             <w:gridSpan w:val="2"/>
-            <w:tcMar/>
           </w:tcPr>
           <w:p>
             <w:pPr>
@@ -262,7 +257,6 @@
         <w:tc>
           <w:tcPr>
             <w:tcW w:w="4395" w:type="dxa"/>
-            <w:tcMar/>
           </w:tcPr>
           <w:p>
             <w:pPr>
@@ -290,7 +284,6 @@
           <w:tcPr>
             <w:tcW w:w="5655" w:type="dxa"/>
             <w:gridSpan w:val="2"/>
-            <w:tcMar/>
           </w:tcPr>
           <w:p>
             <w:pPr>
@@ -306,7 +299,7 @@
             <w:r>
               <w:rPr>
                 <w:rFonts w:ascii="Times New Roman" w:hAnsi="Times New Roman"/>
-                <w:color w:val="000000" w:themeColor="text1" w:themeTint="FF" w:themeShade="FF"/>
+                <w:color w:val="000000"/>
                 <w:sz w:val="24"/>
                 <w:szCs w:val="24"/>
                 <w:lang w:val="en-GB"/>
@@ -324,7 +317,6 @@
         <w:tc>
           <w:tcPr>
             <w:tcW w:w="4395" w:type="dxa"/>
-            <w:tcMar/>
           </w:tcPr>
           <w:p>
             <w:pPr>
@@ -352,7 +344,6 @@
           <w:tcPr>
             <w:tcW w:w="5655" w:type="dxa"/>
             <w:gridSpan w:val="2"/>
-            <w:tcMar/>
           </w:tcPr>
           <w:p>
             <w:pPr>
@@ -385,7 +376,6 @@
         <w:tc>
           <w:tcPr>
             <w:tcW w:w="4395" w:type="dxa"/>
-            <w:tcMar/>
           </w:tcPr>
           <w:p>
             <w:pPr>
@@ -413,7 +403,6 @@
           <w:tcPr>
             <w:tcW w:w="5655" w:type="dxa"/>
             <w:gridSpan w:val="2"/>
-            <w:tcMar/>
           </w:tcPr>
           <w:p>
             <w:pPr>
@@ -432,25 +421,7 @@
                 <w:szCs w:val="24"/>
                 <w:lang w:val="en-GB"/>
               </w:rPr>
-              <w:t>{resource</w:t>
-            </w:r>
-            <w:r>
-              <w:rPr>
-                <w:rFonts w:ascii="Times New Roman" w:hAnsi="Times New Roman"/>
-                <w:sz w:val="24"/>
-                <w:szCs w:val="24"/>
-                <w:lang w:val="en-GB"/>
-              </w:rPr>
-              <w:t>person</w:t>
-            </w:r>
-            <w:r>
-              <w:rPr>
-                <w:rFonts w:ascii="Times New Roman" w:hAnsi="Times New Roman"/>
-                <w:sz w:val="24"/>
-                <w:szCs w:val="24"/>
-                <w:lang w:val="en-GB"/>
-              </w:rPr>
-              <w:t>}</w:t>
+              <w:t>{resourceperson}</w:t>
             </w:r>
           </w:p>
         </w:tc>
@@ -463,7 +434,6 @@
         <w:tc>
           <w:tcPr>
             <w:tcW w:w="4395" w:type="dxa"/>
-            <w:tcMar/>
           </w:tcPr>
           <w:p>
             <w:pPr>
@@ -491,7 +461,6 @@
           <w:tcPr>
             <w:tcW w:w="5655" w:type="dxa"/>
             <w:gridSpan w:val="2"/>
-            <w:tcMar/>
             <w:vAlign w:val="center"/>
           </w:tcPr>
           <w:p>
@@ -510,7 +479,25 @@
                 <w:sz w:val="24"/>
                 <w:szCs w:val="24"/>
               </w:rPr>
-              <w:t>{objectiveofevent}</w:t>
+              <w:t>{</w:t>
+            </w:r>
+            <w:proofErr w:type="spellStart"/>
+            <w:r>
+              <w:rPr>
+                <w:rFonts w:ascii="Times New Roman" w:hAnsi="Times New Roman"/>
+                <w:sz w:val="24"/>
+                <w:szCs w:val="24"/>
+              </w:rPr>
+              <w:t>objectiveofevent</w:t>
+            </w:r>
+            <w:proofErr w:type="spellEnd"/>
+            <w:r>
+              <w:rPr>
+                <w:rFonts w:ascii="Times New Roman" w:hAnsi="Times New Roman"/>
+                <w:sz w:val="24"/>
+                <w:szCs w:val="24"/>
+              </w:rPr>
+              <w:t>}</w:t>
             </w:r>
           </w:p>
         </w:tc>
@@ -523,7 +510,6 @@
         <w:tc>
           <w:tcPr>
             <w:tcW w:w="4395" w:type="dxa"/>
-            <w:tcMar/>
           </w:tcPr>
           <w:p>
             <w:pPr>
@@ -551,12 +537,11 @@
           <w:tcPr>
             <w:tcW w:w="5655" w:type="dxa"/>
             <w:gridSpan w:val="2"/>
-            <w:tcMar/>
             <w:vAlign w:val="center"/>
           </w:tcPr>
           <w:p>
             <w:pPr>
-              <w:pStyle w:val="normal0"/>
+              <w:pStyle w:val="Normal1"/>
               <w:spacing w:line="240" w:lineRule="auto"/>
               <w:jc w:val="both"/>
               <w:rPr>
@@ -596,7 +581,7 @@
           </w:p>
           <w:p>
             <w:pPr>
-              <w:pStyle w:val="normal0"/>
+              <w:pStyle w:val="Normal1"/>
               <w:spacing w:line="240" w:lineRule="auto"/>
               <w:jc w:val="both"/>
               <w:rPr>
@@ -607,7 +592,7 @@
           </w:p>
           <w:p>
             <w:pPr>
-              <w:pStyle w:val="normal0"/>
+              <w:pStyle w:val="Normal1"/>
               <w:spacing w:line="240" w:lineRule="auto"/>
               <w:jc w:val="both"/>
               <w:rPr>
@@ -618,7 +603,7 @@
           </w:p>
           <w:p>
             <w:pPr>
-              <w:pStyle w:val="normal0"/>
+              <w:pStyle w:val="Normal1"/>
               <w:spacing w:line="240" w:lineRule="auto"/>
               <w:jc w:val="both"/>
               <w:rPr>
@@ -629,7 +614,7 @@
           </w:p>
           <w:p>
             <w:pPr>
-              <w:pStyle w:val="normal0"/>
+              <w:pStyle w:val="Normal1"/>
               <w:spacing w:line="240" w:lineRule="auto"/>
               <w:jc w:val="both"/>
               <w:rPr>
@@ -640,7 +625,7 @@
           </w:p>
           <w:p>
             <w:pPr>
-              <w:pStyle w:val="normal0"/>
+              <w:pStyle w:val="Normal1"/>
               <w:spacing w:line="240" w:lineRule="auto"/>
               <w:jc w:val="both"/>
               <w:rPr>
@@ -651,7 +636,7 @@
           </w:p>
           <w:p>
             <w:pPr>
-              <w:pStyle w:val="normal0"/>
+              <w:pStyle w:val="Normal1"/>
               <w:spacing w:line="240" w:lineRule="auto"/>
               <w:jc w:val="both"/>
               <w:rPr>
@@ -662,7 +647,7 @@
           </w:p>
           <w:p>
             <w:pPr>
-              <w:pStyle w:val="normal0"/>
+              <w:pStyle w:val="Normal1"/>
               <w:spacing w:line="240" w:lineRule="auto"/>
               <w:jc w:val="both"/>
               <w:rPr>
@@ -673,7 +658,7 @@
           </w:p>
           <w:p>
             <w:pPr>
-              <w:pStyle w:val="normal0"/>
+              <w:pStyle w:val="Normal1"/>
               <w:spacing w:line="240" w:lineRule="auto"/>
               <w:jc w:val="both"/>
               <w:rPr>
@@ -684,7 +669,7 @@
           </w:p>
           <w:p>
             <w:pPr>
-              <w:pStyle w:val="normal0"/>
+              <w:pStyle w:val="Normal1"/>
               <w:spacing w:line="240" w:lineRule="auto"/>
               <w:jc w:val="both"/>
               <w:rPr>
@@ -695,7 +680,7 @@
           </w:p>
           <w:p>
             <w:pPr>
-              <w:pStyle w:val="normal0"/>
+              <w:pStyle w:val="Normal1"/>
               <w:spacing w:line="240" w:lineRule="auto"/>
               <w:jc w:val="both"/>
               <w:rPr>
@@ -717,13 +702,12 @@
           <w:tcPr>
             <w:tcW w:w="10050" w:type="dxa"/>
             <w:gridSpan w:val="3"/>
-            <w:tcMar/>
           </w:tcPr>
           <w:p>
             <w:pPr>
-              <w:spacing w:before="100" w:beforeAutospacing="on" w:after="100" w:afterAutospacing="on" w:line="240" w:lineRule="auto"/>
-              <w:rPr>
-                <w:rFonts w:ascii="Times New Roman" w:hAnsi="Times New Roman" w:eastAsia="Times New Roman"/>
+              <w:spacing w:before="100" w:beforeAutospacing="1" w:after="100" w:afterAutospacing="1" w:line="240" w:lineRule="auto"/>
+              <w:rPr>
+                <w:rFonts w:ascii="Times New Roman" w:eastAsia="Times New Roman" w:hAnsi="Times New Roman"/>
                 <w:sz w:val="24"/>
                 <w:szCs w:val="24"/>
                 <w:lang w:val="en-IN" w:eastAsia="en-IN"/>
@@ -731,7 +715,7 @@
             </w:pPr>
             <w:r>
               <w:rPr>
-                <w:rFonts w:ascii="Times New Roman" w:hAnsi="Times New Roman" w:eastAsia="Times New Roman"/>
+                <w:rFonts w:ascii="Times New Roman" w:eastAsia="Times New Roman" w:hAnsi="Times New Roman"/>
                 <w:sz w:val="24"/>
                 <w:szCs w:val="24"/>
                 <w:lang w:val="en-IN" w:eastAsia="en-IN"/>
@@ -743,7 +727,7 @@
             <w:pPr>
               <w:spacing w:before="100" w:beforeAutospacing="1" w:after="100" w:afterAutospacing="1" w:line="240" w:lineRule="auto"/>
               <w:rPr>
-                <w:rFonts w:ascii="Times New Roman" w:hAnsi="Times New Roman" w:eastAsia="Times New Roman"/>
+                <w:rFonts w:ascii="Times New Roman" w:eastAsia="Times New Roman" w:hAnsi="Times New Roman"/>
                 <w:sz w:val="24"/>
                 <w:szCs w:val="24"/>
                 <w:lang w:val="en-IN" w:eastAsia="en-IN"/>
@@ -754,7 +738,7 @@
             <w:pPr>
               <w:spacing w:before="100" w:beforeAutospacing="1" w:after="100" w:afterAutospacing="1" w:line="240" w:lineRule="auto"/>
               <w:rPr>
-                <w:rFonts w:ascii="Times New Roman" w:hAnsi="Times New Roman" w:eastAsia="Times New Roman"/>
+                <w:rFonts w:ascii="Times New Roman" w:eastAsia="Times New Roman" w:hAnsi="Times New Roman"/>
                 <w:sz w:val="24"/>
                 <w:szCs w:val="24"/>
                 <w:lang w:val="en-IN" w:eastAsia="en-IN"/>
@@ -765,7 +749,7 @@
             <w:pPr>
               <w:spacing w:before="100" w:beforeAutospacing="1" w:after="100" w:afterAutospacing="1" w:line="240" w:lineRule="auto"/>
               <w:rPr>
-                <w:rFonts w:ascii="Times New Roman" w:hAnsi="Times New Roman" w:eastAsia="Times New Roman"/>
+                <w:rFonts w:ascii="Times New Roman" w:eastAsia="Times New Roman" w:hAnsi="Times New Roman"/>
                 <w:sz w:val="24"/>
                 <w:szCs w:val="24"/>
                 <w:lang w:val="en-IN" w:eastAsia="en-IN"/>
@@ -776,7 +760,7 @@
             <w:pPr>
               <w:spacing w:before="100" w:beforeAutospacing="1" w:after="100" w:afterAutospacing="1" w:line="240" w:lineRule="auto"/>
               <w:rPr>
-                <w:rFonts w:ascii="Times New Roman" w:hAnsi="Times New Roman" w:eastAsia="Times New Roman"/>
+                <w:rFonts w:ascii="Times New Roman" w:eastAsia="Times New Roman" w:hAnsi="Times New Roman"/>
                 <w:sz w:val="24"/>
                 <w:szCs w:val="24"/>
                 <w:lang w:val="en-IN" w:eastAsia="en-IN"/>
@@ -787,7 +771,7 @@
             <w:pPr>
               <w:spacing w:before="100" w:beforeAutospacing="1" w:after="100" w:afterAutospacing="1" w:line="240" w:lineRule="auto"/>
               <w:rPr>
-                <w:rFonts w:ascii="Times New Roman" w:hAnsi="Times New Roman" w:eastAsia="Times New Roman"/>
+                <w:rFonts w:ascii="Times New Roman" w:eastAsia="Times New Roman" w:hAnsi="Times New Roman"/>
                 <w:sz w:val="24"/>
                 <w:szCs w:val="24"/>
                 <w:lang w:val="en-IN" w:eastAsia="en-IN"/>
@@ -798,7 +782,7 @@
             <w:pPr>
               <w:spacing w:before="100" w:beforeAutospacing="1" w:after="100" w:afterAutospacing="1" w:line="240" w:lineRule="auto"/>
               <w:rPr>
-                <w:rFonts w:ascii="Times New Roman" w:hAnsi="Times New Roman" w:eastAsia="Times New Roman"/>
+                <w:rFonts w:ascii="Times New Roman" w:eastAsia="Times New Roman" w:hAnsi="Times New Roman"/>
                 <w:sz w:val="24"/>
                 <w:szCs w:val="24"/>
                 <w:lang w:val="en-IN" w:eastAsia="en-IN"/>
@@ -807,9 +791,9 @@
           </w:p>
           <w:p>
             <w:pPr>
-              <w:spacing w:before="100" w:beforeAutospacing="on" w:after="100" w:afterAutospacing="on" w:line="240" w:lineRule="auto"/>
-              <w:rPr>
-                <w:rFonts w:ascii="Times New Roman" w:hAnsi="Times New Roman" w:eastAsia="Times New Roman"/>
+              <w:spacing w:before="100" w:beforeAutospacing="1" w:after="100" w:afterAutospacing="1" w:line="240" w:lineRule="auto"/>
+              <w:rPr>
+                <w:rFonts w:ascii="Times New Roman" w:eastAsia="Times New Roman" w:hAnsi="Times New Roman"/>
                 <w:sz w:val="24"/>
                 <w:szCs w:val="24"/>
                 <w:lang w:val="en-IN" w:eastAsia="en-IN"/>
@@ -817,7 +801,7 @@
             </w:pPr>
             <w:r>
               <w:rPr>
-                <w:rFonts w:ascii="Times New Roman" w:hAnsi="Times New Roman" w:eastAsia="Times New Roman"/>
+                <w:rFonts w:ascii="Times New Roman" w:eastAsia="Times New Roman" w:hAnsi="Times New Roman"/>
                 <w:sz w:val="24"/>
                 <w:szCs w:val="24"/>
                 <w:lang w:val="en-IN" w:eastAsia="en-IN"/>
@@ -836,7 +820,6 @@
           <w:tcPr>
             <w:tcW w:w="10050" w:type="dxa"/>
             <w:gridSpan w:val="3"/>
-            <w:tcMar/>
           </w:tcPr>
           <w:p>
             <w:pPr>
@@ -844,14 +827,13 @@
               <w:contextualSpacing/>
               <w:jc w:val="both"/>
               <w:rPr>
-                <w:rFonts w:ascii="Times New Roman" w:hAnsi="Times New Roman" w:eastAsia="Times New Roman"/>
+                <w:rFonts w:ascii="Times New Roman" w:eastAsia="Times New Roman" w:hAnsi="Times New Roman"/>
                 <w:b/>
                 <w:sz w:val="24"/>
                 <w:szCs w:val="24"/>
                 <w:lang w:val="en-IN" w:eastAsia="en-IN"/>
               </w:rPr>
             </w:pPr>
-            <w:proofErr w:type="gramStart"/>
             <w:r>
               <w:rPr>
                 <w:rFonts w:ascii="Times New Roman" w:hAnsi="Times New Roman"/>
@@ -860,10 +842,8 @@
                 <w:szCs w:val="24"/>
                 <w:lang w:val="en-GB"/>
               </w:rPr>
-              <w:lastRenderedPageBreak/>
               <w:t>Photo  Gallery</w:t>
             </w:r>
-            <w:proofErr w:type="gramEnd"/>
           </w:p>
         </w:tc>
       </w:tr>
@@ -876,20 +856,19 @@
           <w:tcPr>
             <w:tcW w:w="5095" w:type="dxa"/>
             <w:gridSpan w:val="2"/>
-            <w:tcMar/>
           </w:tcPr>
           <w:p>
             <w:pPr>
               <w:spacing w:before="100" w:beforeAutospacing="1" w:after="100" w:afterAutospacing="1" w:line="240" w:lineRule="auto"/>
               <w:rPr>
-                <w:rFonts w:ascii="Times New Roman" w:hAnsi="Times New Roman" w:eastAsia="Times New Roman"/>
+                <w:rFonts w:ascii="Times New Roman" w:eastAsia="Times New Roman" w:hAnsi="Times New Roman"/>
                 <w:snapToGrid w:val="0"/>
                 <w:color w:val="000000"/>
                 <w:w w:val="0"/>
                 <w:sz w:val="0"/>
                 <w:szCs w:val="0"/>
                 <w:u w:color="000000"/>
-                <w:bdr w:val="none" w:color="000000" w:sz="0" w:space="0"/>
+                <w:bdr w:val="none" w:sz="0" w:space="0" w:color="000000"/>
                 <w:shd w:val="clear" w:color="000000" w:fill="000000"/>
                 <w:lang w:val="x-none" w:eastAsia="x-none" w:bidi="x-none"/>
               </w:rPr>
@@ -899,14 +878,14 @@
             <w:pPr>
               <w:spacing w:before="100" w:beforeAutospacing="1" w:after="100" w:afterAutospacing="1" w:line="240" w:lineRule="auto"/>
               <w:rPr>
-                <w:rFonts w:ascii="Times New Roman" w:hAnsi="Times New Roman" w:eastAsia="Times New Roman"/>
+                <w:rFonts w:ascii="Times New Roman" w:eastAsia="Times New Roman" w:hAnsi="Times New Roman"/>
                 <w:snapToGrid w:val="0"/>
                 <w:color w:val="000000"/>
                 <w:w w:val="0"/>
                 <w:sz w:val="0"/>
                 <w:szCs w:val="0"/>
                 <w:u w:color="000000"/>
-                <w:bdr w:val="none" w:color="000000" w:sz="0" w:space="0"/>
+                <w:bdr w:val="none" w:sz="0" w:space="0" w:color="000000"/>
                 <w:shd w:val="clear" w:color="000000" w:fill="000000"/>
                 <w:lang w:val="x-none" w:eastAsia="x-none" w:bidi="x-none"/>
               </w:rPr>
@@ -916,14 +895,14 @@
             <w:pPr>
               <w:spacing w:before="100" w:beforeAutospacing="1" w:after="100" w:afterAutospacing="1" w:line="240" w:lineRule="auto"/>
               <w:rPr>
-                <w:rFonts w:ascii="Times New Roman" w:hAnsi="Times New Roman" w:eastAsia="Times New Roman"/>
+                <w:rFonts w:ascii="Times New Roman" w:eastAsia="Times New Roman" w:hAnsi="Times New Roman"/>
                 <w:snapToGrid w:val="0"/>
                 <w:color w:val="000000"/>
                 <w:w w:val="0"/>
                 <w:sz w:val="24"/>
                 <w:szCs w:val="24"/>
                 <w:u w:color="000000"/>
-                <w:bdr w:val="none" w:color="000000" w:sz="0" w:space="0"/>
+                <w:bdr w:val="none" w:sz="0" w:space="0" w:color="000000"/>
                 <w:shd w:val="clear" w:color="000000" w:fill="000000"/>
                 <w:lang w:val="en-IN" w:eastAsia="x-none" w:bidi="x-none"/>
               </w:rPr>
@@ -932,7 +911,7 @@
           <w:p>
             <w:pPr>
               <w:rPr>
-                <w:rFonts w:ascii="Times New Roman" w:hAnsi="Times New Roman" w:eastAsia="Times New Roman"/>
+                <w:rFonts w:ascii="Times New Roman" w:eastAsia="Times New Roman" w:hAnsi="Times New Roman"/>
                 <w:sz w:val="24"/>
                 <w:szCs w:val="24"/>
                 <w:lang w:val="en-IN" w:eastAsia="x-none" w:bidi="x-none"/>
@@ -942,7 +921,7 @@
           <w:p>
             <w:pPr>
               <w:rPr>
-                <w:rFonts w:ascii="Times New Roman" w:hAnsi="Times New Roman" w:eastAsia="Times New Roman"/>
+                <w:rFonts w:ascii="Times New Roman" w:eastAsia="Times New Roman" w:hAnsi="Times New Roman"/>
                 <w:sz w:val="52"/>
                 <w:szCs w:val="52"/>
                 <w:lang w:val="en-IN" w:eastAsia="x-none" w:bidi="x-none"/>
@@ -950,7 +929,7 @@
             </w:pPr>
             <w:r>
               <w:rPr>
-                <w:rFonts w:ascii="Times New Roman" w:hAnsi="Times New Roman" w:eastAsia="Times New Roman"/>
+                <w:rFonts w:ascii="Times New Roman" w:eastAsia="Times New Roman" w:hAnsi="Times New Roman"/>
                 <w:sz w:val="24"/>
                 <w:szCs w:val="24"/>
                 <w:lang w:val="en-IN" w:eastAsia="x-none" w:bidi="x-none"/>
@@ -962,7 +941,6 @@
         <w:tc>
           <w:tcPr>
             <w:tcW w:w="4955" w:type="dxa"/>
-            <w:tcMar/>
           </w:tcPr>
           <w:p>
             <w:pPr>
@@ -1045,14 +1023,13 @@
           <w:tcPr>
             <w:tcW w:w="5095" w:type="dxa"/>
             <w:gridSpan w:val="2"/>
-            <w:tcMar/>
             <w:vAlign w:val="center"/>
           </w:tcPr>
           <w:p>
             <w:pPr>
               <w:spacing w:before="100" w:beforeAutospacing="1" w:after="100" w:afterAutospacing="1" w:line="240" w:lineRule="auto"/>
               <w:rPr>
-                <w:rFonts w:ascii="Times New Roman" w:hAnsi="Times New Roman" w:eastAsia="Times New Roman"/>
+                <w:rFonts w:ascii="Times New Roman" w:eastAsia="Times New Roman" w:hAnsi="Times New Roman"/>
                 <w:strike/>
                 <w:snapToGrid w:val="0"/>
                 <w:color w:val="000000"/>
@@ -1060,14 +1037,14 @@
                 <w:sz w:val="24"/>
                 <w:szCs w:val="24"/>
                 <w:u w:color="000000"/>
-                <w:bdr w:val="none" w:color="000000" w:sz="0" w:space="0"/>
+                <w:bdr w:val="none" w:sz="0" w:space="0" w:color="000000"/>
                 <w:shd w:val="clear" w:color="000000" w:fill="000000"/>
                 <w:lang w:val="en-IN" w:eastAsia="x-none" w:bidi="x-none"/>
               </w:rPr>
             </w:pPr>
             <w:r>
               <w:rPr>
-                <w:rFonts w:ascii="Times New Roman" w:hAnsi="Times New Roman" w:eastAsia="Times New Roman"/>
+                <w:rFonts w:ascii="Times New Roman" w:eastAsia="Times New Roman" w:hAnsi="Times New Roman"/>
                 <w:sz w:val="24"/>
                 <w:szCs w:val="24"/>
                 <w:lang w:val="en-IN" w:eastAsia="x-none" w:bidi="x-none"/>
@@ -1079,7 +1056,6 @@
         <w:tc>
           <w:tcPr>
             <w:tcW w:w="4955" w:type="dxa"/>
-            <w:tcMar/>
             <w:vAlign w:val="center"/>
           </w:tcPr>
           <w:p>
@@ -1119,7 +1095,7 @@
     </w:p>
     <w:sectPr>
       <w:headerReference w:type="default" r:id="rId8"/>
-      <w:pgSz w:w="11906" w:h="16838" w:orient="portrait"/>
+      <w:pgSz w:w="11906" w:h="16838"/>
       <w:pgMar w:top="1440" w:right="928" w:bottom="567" w:left="928" w:header="720" w:footer="720" w:gutter="0"/>
       <w:cols w:space="720"/>
       <w:docGrid w:linePitch="360"/>
@@ -1199,7 +1175,7 @@
         <w:sz w:val="36"/>
       </w:rPr>
       <w:pict w14:anchorId="120197B2">
-        <v:shapetype id="_x0000_t75" coordsize="21600,21600" filled="f" stroked="f" o:spt="75" o:preferrelative="t" path="m@4@5l@4@11@9@11@9@5xe">
+        <v:shapetype id="_x0000_t75" coordsize="21600,21600" o:spt="75" o:preferrelative="t" path="m@4@5l@4@11@9@11@9@5xe" filled="f" stroked="f">
           <v:stroke joinstyle="miter"/>
           <v:formulas>
             <v:f eqn="if lineDrawn pixelLineWidth 0"/>
@@ -1215,11 +1191,11 @@
             <v:f eqn="prod @7 21600 pixelHeight"/>
             <v:f eqn="sum @10 21600 0"/>
           </v:formulas>
-          <v:path gradientshapeok="t" o:connecttype="rect" o:extrusionok="f"/>
+          <v:path o:extrusionok="f" gradientshapeok="t" o:connecttype="rect"/>
           <o:lock v:ext="edit" aspectratio="t"/>
         </v:shapetype>
-        <v:shape id="_x0000_s1031" style="position:absolute;left:0;text-align:left;margin-left:0;margin-top:8.3pt;width:76.1pt;height:76.1pt;z-index:-251657728" wrapcoords="-251 0 -251 21349 21600 21349 21600 0 -251 0" type="#_x0000_t75">
-          <v:imagedata o:title="" r:id="rId1"/>
+        <v:shape id="_x0000_s1031" type="#_x0000_t75" style="position:absolute;left:0;text-align:left;margin-left:0;margin-top:8.3pt;width:76.1pt;height:76.1pt;z-index:-1" wrapcoords="-251 0 -251 21349 21600 21349 21600 0 -251 0">
+          <v:imagedata r:id="rId1" o:title=""/>
           <w10:wrap type="tight"/>
         </v:shape>
       </w:pict>
@@ -1230,7 +1206,7 @@
         <w:sz w:val="18"/>
       </w:rPr>
       <w:pict w14:anchorId="6225542A">
-        <v:rect id="Rectangle 40" style="position:absolute;left:0;text-align:left;margin-left:556pt;margin-top:10.1pt;width:179.1pt;height:74.3pt;z-index:-251658752;visibility:visible" o:spid="_x0000_s1026" stroked="f" o:gfxdata="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">
+        <v:rect id="Rectangle 40" o:spid="_x0000_s1026" style="position:absolute;left:0;text-align:left;margin-left:556pt;margin-top:10.1pt;width:179.1pt;height:74.3pt;z-index:-2;visibility:visible" o:gfxdata="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" stroked="f">
           <v:textbox style="mso-next-textbox:#Rectangle 40">
             <w:txbxContent>
               <w:p>
@@ -1257,22 +1233,13 @@
                   </w:rPr>
                   <w:t xml:space="preserve">. </w:t>
                 </w:r>
-                <w:proofErr w:type="gramStart"/>
                 <w:r>
                   <w:rPr>
                     <w:szCs w:val="18"/>
                     <w:lang w:val="en-IN"/>
                   </w:rPr>
                   <w:tab/>
-                  <w:t xml:space="preserve">  :</w:t>
-                </w:r>
-                <w:proofErr w:type="gramEnd"/>
-                <w:r>
-                  <w:rPr>
-                    <w:szCs w:val="18"/>
-                    <w:lang w:val="en-IN"/>
-                  </w:rPr>
-                  <w:t xml:space="preserve"> 1957</w:t>
+                  <w:t xml:space="preserve">  : 1957</w:t>
                 </w:r>
               </w:p>
               <w:p>
@@ -1288,23 +1255,7 @@
                     <w:szCs w:val="18"/>
                     <w:lang w:val="en-IN"/>
                   </w:rPr>
-                  <w:t xml:space="preserve">Phone      </w:t>
-                </w:r>
-                <w:proofErr w:type="gramStart"/>
-                <w:r>
-                  <w:rPr>
-                    <w:szCs w:val="18"/>
-                    <w:lang w:val="en-IN"/>
-                  </w:rPr>
-                  <w:t xml:space="preserve">  :</w:t>
-                </w:r>
-                <w:proofErr w:type="gramEnd"/>
-                <w:r>
-                  <w:rPr>
-                    <w:szCs w:val="18"/>
-                    <w:lang w:val="en-IN"/>
-                  </w:rPr>
-                  <w:t xml:space="preserve">  0836-2372285</w:t>
+                  <w:t>Phone        :  0836-2372285</w:t>
                 </w:r>
               </w:p>
               <w:p>
@@ -1320,23 +1271,7 @@
                     <w:szCs w:val="18"/>
                     <w:lang w:val="en-IN"/>
                   </w:rPr>
-                  <w:t xml:space="preserve">Principal  </w:t>
-                </w:r>
-                <w:proofErr w:type="gramStart"/>
-                <w:r>
-                  <w:rPr>
-                    <w:szCs w:val="18"/>
-                    <w:lang w:val="en-IN"/>
-                  </w:rPr>
-                  <w:t xml:space="preserve">  :</w:t>
-                </w:r>
-                <w:proofErr w:type="gramEnd"/>
-                <w:r>
-                  <w:rPr>
-                    <w:szCs w:val="18"/>
-                    <w:lang w:val="en-IN"/>
-                  </w:rPr>
-                  <w:t xml:space="preserve">  0836- 2376943</w:t>
+                  <w:t>Principal    :  0836- 2376943</w:t>
                 </w:r>
               </w:p>
               <w:p>
@@ -1352,23 +1287,7 @@
                     <w:szCs w:val="18"/>
                     <w:lang w:val="en-IN"/>
                   </w:rPr>
-                  <w:t xml:space="preserve">e-mail     </w:t>
-                </w:r>
-                <w:proofErr w:type="gramStart"/>
-                <w:r>
-                  <w:rPr>
-                    <w:szCs w:val="18"/>
-                    <w:lang w:val="en-IN"/>
-                  </w:rPr>
-                  <w:t xml:space="preserve">  :</w:t>
-                </w:r>
-                <w:proofErr w:type="gramEnd"/>
-                <w:r>
-                  <w:rPr>
-                    <w:szCs w:val="18"/>
-                    <w:lang w:val="en-IN"/>
-                  </w:rPr>
-                  <w:t xml:space="preserve">  jabincollege@gmail.com</w:t>
+                  <w:t>e-mail       :  jabincollege@gmail.com</w:t>
                 </w:r>
               </w:p>
               <w:p>
@@ -1384,23 +1303,7 @@
                     <w:szCs w:val="18"/>
                     <w:lang w:val="en-IN"/>
                   </w:rPr>
-                  <w:t xml:space="preserve">website   </w:t>
-                </w:r>
-                <w:proofErr w:type="gramStart"/>
-                <w:r>
-                  <w:rPr>
-                    <w:szCs w:val="18"/>
-                    <w:lang w:val="en-IN"/>
-                  </w:rPr>
-                  <w:t xml:space="preserve">  :</w:t>
-                </w:r>
-                <w:proofErr w:type="gramEnd"/>
-                <w:r>
-                  <w:rPr>
-                    <w:szCs w:val="18"/>
-                    <w:lang w:val="en-IN"/>
-                  </w:rPr>
-                  <w:t xml:space="preserve">  www.jabincollege.com </w:t>
+                  <w:t xml:space="preserve">website     :  www.jabincollege.com </w:t>
                 </w:r>
               </w:p>
             </w:txbxContent>
@@ -1626,11 +1529,11 @@
         <w:szCs w:val="24"/>
       </w:rPr>
       <w:pict w14:anchorId="4D1ABA8E">
-        <v:shapetype id="_x0000_t32" coordsize="21600,21600" o:oned="t" filled="f" o:spt="32" path="m,l21600,21600e">
-          <v:path fillok="f" arrowok="t" o:connecttype="none"/>
+        <v:shapetype id="_x0000_t32" coordsize="21600,21600" o:spt="32" o:oned="t" path="m,l21600,21600e" filled="f">
+          <v:path arrowok="t" fillok="f" o:connecttype="none"/>
           <o:lock v:ext="edit" shapetype="t"/>
         </v:shapetype>
-        <v:shape id="_x0000_s1025" style="position:absolute;left:0;text-align:left;margin-left:-72.6pt;margin-top:18.7pt;width:613.95pt;height:0;z-index:251656704" o:connectortype="straight" type="#_x0000_t32"/>
+        <v:shape id="_x0000_s1025" type="#_x0000_t32" style="position:absolute;left:0;text-align:left;margin-left:-72.6pt;margin-top:18.7pt;width:613.95pt;height:0;z-index:1" o:connectortype="straight"/>
       </w:pict>
     </w:r>
     <w:r>
@@ -1664,7 +1567,7 @@
         <w:ind w:left="720" w:hanging="360"/>
       </w:pPr>
       <w:rPr>
-        <w:rFonts w:hint="default" w:ascii="Symbol" w:hAnsi="Symbol"/>
+        <w:rFonts w:ascii="Symbol" w:hAnsi="Symbol" w:hint="default"/>
         <w:sz w:val="20"/>
       </w:rPr>
     </w:lvl>
@@ -1680,7 +1583,7 @@
         <w:ind w:left="1440" w:hanging="360"/>
       </w:pPr>
       <w:rPr>
-        <w:rFonts w:hint="default" w:ascii="Courier New" w:hAnsi="Courier New"/>
+        <w:rFonts w:ascii="Courier New" w:hAnsi="Courier New" w:hint="default"/>
         <w:sz w:val="20"/>
       </w:rPr>
     </w:lvl>
@@ -1696,7 +1599,7 @@
         <w:ind w:left="2160" w:hanging="360"/>
       </w:pPr>
       <w:rPr>
-        <w:rFonts w:hint="default" w:ascii="Wingdings" w:hAnsi="Wingdings"/>
+        <w:rFonts w:ascii="Wingdings" w:hAnsi="Wingdings" w:hint="default"/>
         <w:sz w:val="20"/>
       </w:rPr>
     </w:lvl>
@@ -1712,7 +1615,7 @@
         <w:ind w:left="2880" w:hanging="360"/>
       </w:pPr>
       <w:rPr>
-        <w:rFonts w:hint="default" w:ascii="Wingdings" w:hAnsi="Wingdings"/>
+        <w:rFonts w:ascii="Wingdings" w:hAnsi="Wingdings" w:hint="default"/>
         <w:sz w:val="20"/>
       </w:rPr>
     </w:lvl>
@@ -1728,7 +1631,7 @@
         <w:ind w:left="3600" w:hanging="360"/>
       </w:pPr>
       <w:rPr>
-        <w:rFonts w:hint="default" w:ascii="Wingdings" w:hAnsi="Wingdings"/>
+        <w:rFonts w:ascii="Wingdings" w:hAnsi="Wingdings" w:hint="default"/>
         <w:sz w:val="20"/>
       </w:rPr>
     </w:lvl>
@@ -1744,7 +1647,7 @@
         <w:ind w:left="4320" w:hanging="360"/>
       </w:pPr>
       <w:rPr>
-        <w:rFonts w:hint="default" w:ascii="Wingdings" w:hAnsi="Wingdings"/>
+        <w:rFonts w:ascii="Wingdings" w:hAnsi="Wingdings" w:hint="default"/>
         <w:sz w:val="20"/>
       </w:rPr>
     </w:lvl>
@@ -1760,7 +1663,7 @@
         <w:ind w:left="5040" w:hanging="360"/>
       </w:pPr>
       <w:rPr>
-        <w:rFonts w:hint="default" w:ascii="Wingdings" w:hAnsi="Wingdings"/>
+        <w:rFonts w:ascii="Wingdings" w:hAnsi="Wingdings" w:hint="default"/>
         <w:sz w:val="20"/>
       </w:rPr>
     </w:lvl>
@@ -1776,7 +1679,7 @@
         <w:ind w:left="5760" w:hanging="360"/>
       </w:pPr>
       <w:rPr>
-        <w:rFonts w:hint="default" w:ascii="Wingdings" w:hAnsi="Wingdings"/>
+        <w:rFonts w:ascii="Wingdings" w:hAnsi="Wingdings" w:hint="default"/>
         <w:sz w:val="20"/>
       </w:rPr>
     </w:lvl>
@@ -1792,7 +1695,7 @@
         <w:ind w:left="6480" w:hanging="360"/>
       </w:pPr>
       <w:rPr>
-        <w:rFonts w:hint="default" w:ascii="Wingdings" w:hAnsi="Wingdings"/>
+        <w:rFonts w:ascii="Wingdings" w:hAnsi="Wingdings" w:hint="default"/>
         <w:sz w:val="20"/>
       </w:rPr>
     </w:lvl>
@@ -1810,7 +1713,7 @@
         <w:ind w:left="360" w:hanging="360"/>
       </w:pPr>
       <w:rPr>
-        <w:rFonts w:hint="default" w:ascii="Symbol" w:hAnsi="Symbol"/>
+        <w:rFonts w:ascii="Symbol" w:hAnsi="Symbol" w:hint="default"/>
       </w:rPr>
     </w:lvl>
     <w:lvl w:ilvl="1" w:tplc="40090003" w:tentative="1">
@@ -1822,7 +1725,7 @@
         <w:ind w:left="1080" w:hanging="360"/>
       </w:pPr>
       <w:rPr>
-        <w:rFonts w:hint="default" w:ascii="Courier New" w:hAnsi="Courier New" w:cs="Courier New"/>
+        <w:rFonts w:ascii="Courier New" w:hAnsi="Courier New" w:cs="Courier New" w:hint="default"/>
       </w:rPr>
     </w:lvl>
     <w:lvl w:ilvl="2" w:tplc="40090005" w:tentative="1">
@@ -1834,7 +1737,7 @@
         <w:ind w:left="1800" w:hanging="360"/>
       </w:pPr>
       <w:rPr>
-        <w:rFonts w:hint="default" w:ascii="Wingdings" w:hAnsi="Wingdings"/>
+        <w:rFonts w:ascii="Wingdings" w:hAnsi="Wingdings" w:hint="default"/>
       </w:rPr>
     </w:lvl>
     <w:lvl w:ilvl="3" w:tplc="40090001" w:tentative="1">
@@ -1846,7 +1749,7 @@
         <w:ind w:left="2520" w:hanging="360"/>
       </w:pPr>
       <w:rPr>
-        <w:rFonts w:hint="default" w:ascii="Symbol" w:hAnsi="Symbol"/>
+        <w:rFonts w:ascii="Symbol" w:hAnsi="Symbol" w:hint="default"/>
       </w:rPr>
     </w:lvl>
     <w:lvl w:ilvl="4" w:tplc="40090003" w:tentative="1">
@@ -1858,7 +1761,7 @@
         <w:ind w:left="3240" w:hanging="360"/>
       </w:pPr>
       <w:rPr>
-        <w:rFonts w:hint="default" w:ascii="Courier New" w:hAnsi="Courier New" w:cs="Courier New"/>
+        <w:rFonts w:ascii="Courier New" w:hAnsi="Courier New" w:cs="Courier New" w:hint="default"/>
       </w:rPr>
     </w:lvl>
     <w:lvl w:ilvl="5" w:tplc="40090005" w:tentative="1">
@@ -1870,7 +1773,7 @@
         <w:ind w:left="3960" w:hanging="360"/>
       </w:pPr>
       <w:rPr>
-        <w:rFonts w:hint="default" w:ascii="Wingdings" w:hAnsi="Wingdings"/>
+        <w:rFonts w:ascii="Wingdings" w:hAnsi="Wingdings" w:hint="default"/>
       </w:rPr>
     </w:lvl>
     <w:lvl w:ilvl="6" w:tplc="40090001" w:tentative="1">
@@ -1882,7 +1785,7 @@
         <w:ind w:left="4680" w:hanging="360"/>
       </w:pPr>
       <w:rPr>
-        <w:rFonts w:hint="default" w:ascii="Symbol" w:hAnsi="Symbol"/>
+        <w:rFonts w:ascii="Symbol" w:hAnsi="Symbol" w:hint="default"/>
       </w:rPr>
     </w:lvl>
     <w:lvl w:ilvl="7" w:tplc="40090003" w:tentative="1">
@@ -1894,7 +1797,7 @@
         <w:ind w:left="5400" w:hanging="360"/>
       </w:pPr>
       <w:rPr>
-        <w:rFonts w:hint="default" w:ascii="Courier New" w:hAnsi="Courier New" w:cs="Courier New"/>
+        <w:rFonts w:ascii="Courier New" w:hAnsi="Courier New" w:cs="Courier New" w:hint="default"/>
       </w:rPr>
     </w:lvl>
     <w:lvl w:ilvl="8" w:tplc="40090005" w:tentative="1">
@@ -1906,7 +1809,7 @@
         <w:ind w:left="6120" w:hanging="360"/>
       </w:pPr>
       <w:rPr>
-        <w:rFonts w:hint="default" w:ascii="Wingdings" w:hAnsi="Wingdings"/>
+        <w:rFonts w:ascii="Wingdings" w:hAnsi="Wingdings" w:hint="default"/>
       </w:rPr>
     </w:lvl>
   </w:abstractNum>
@@ -2098,7 +2001,7 @@
         <w:ind w:left="720" w:hanging="360"/>
       </w:pPr>
       <w:rPr>
-        <w:rFonts w:hint="default" w:ascii="Times New Roman" w:hAnsi="Times New Roman" w:cs="Times New Roman"/>
+        <w:rFonts w:ascii="Times New Roman" w:hAnsi="Times New Roman" w:cs="Times New Roman" w:hint="default"/>
         <w:b w:val="0"/>
       </w:rPr>
     </w:lvl>
@@ -2188,7 +2091,7 @@
         <w:ind w:left="720" w:hanging="360"/>
       </w:pPr>
       <w:rPr>
-        <w:rFonts w:hint="default" w:ascii="Symbol" w:hAnsi="Symbol"/>
+        <w:rFonts w:ascii="Symbol" w:hAnsi="Symbol" w:hint="default"/>
       </w:rPr>
     </w:lvl>
     <w:lvl w:ilvl="1" w:tplc="40090003" w:tentative="1">
@@ -2200,7 +2103,7 @@
         <w:ind w:left="1440" w:hanging="360"/>
       </w:pPr>
       <w:rPr>
-        <w:rFonts w:hint="default" w:ascii="Courier New" w:hAnsi="Courier New" w:cs="Courier New"/>
+        <w:rFonts w:ascii="Courier New" w:hAnsi="Courier New" w:cs="Courier New" w:hint="default"/>
       </w:rPr>
     </w:lvl>
     <w:lvl w:ilvl="2" w:tplc="40090005" w:tentative="1">
@@ -2212,7 +2115,7 @@
         <w:ind w:left="2160" w:hanging="360"/>
       </w:pPr>
       <w:rPr>
-        <w:rFonts w:hint="default" w:ascii="Wingdings" w:hAnsi="Wingdings"/>
+        <w:rFonts w:ascii="Wingdings" w:hAnsi="Wingdings" w:hint="default"/>
       </w:rPr>
     </w:lvl>
     <w:lvl w:ilvl="3" w:tplc="40090001" w:tentative="1">
@@ -2224,7 +2127,7 @@
         <w:ind w:left="2880" w:hanging="360"/>
       </w:pPr>
       <w:rPr>
-        <w:rFonts w:hint="default" w:ascii="Symbol" w:hAnsi="Symbol"/>
+        <w:rFonts w:ascii="Symbol" w:hAnsi="Symbol" w:hint="default"/>
       </w:rPr>
     </w:lvl>
     <w:lvl w:ilvl="4" w:tplc="40090003" w:tentative="1">
@@ -2236,7 +2139,7 @@
         <w:ind w:left="3600" w:hanging="360"/>
       </w:pPr>
       <w:rPr>
-        <w:rFonts w:hint="default" w:ascii="Courier New" w:hAnsi="Courier New" w:cs="Courier New"/>
+        <w:rFonts w:ascii="Courier New" w:hAnsi="Courier New" w:cs="Courier New" w:hint="default"/>
       </w:rPr>
     </w:lvl>
     <w:lvl w:ilvl="5" w:tplc="40090005" w:tentative="1">
@@ -2248,7 +2151,7 @@
         <w:ind w:left="4320" w:hanging="360"/>
       </w:pPr>
       <w:rPr>
-        <w:rFonts w:hint="default" w:ascii="Wingdings" w:hAnsi="Wingdings"/>
+        <w:rFonts w:ascii="Wingdings" w:hAnsi="Wingdings" w:hint="default"/>
       </w:rPr>
     </w:lvl>
     <w:lvl w:ilvl="6" w:tplc="40090001" w:tentative="1">
@@ -2260,7 +2163,7 @@
         <w:ind w:left="5040" w:hanging="360"/>
       </w:pPr>
       <w:rPr>
-        <w:rFonts w:hint="default" w:ascii="Symbol" w:hAnsi="Symbol"/>
+        <w:rFonts w:ascii="Symbol" w:hAnsi="Symbol" w:hint="default"/>
       </w:rPr>
     </w:lvl>
     <w:lvl w:ilvl="7" w:tplc="40090003" w:tentative="1">
@@ -2272,7 +2175,7 @@
         <w:ind w:left="5760" w:hanging="360"/>
       </w:pPr>
       <w:rPr>
-        <w:rFonts w:hint="default" w:ascii="Courier New" w:hAnsi="Courier New" w:cs="Courier New"/>
+        <w:rFonts w:ascii="Courier New" w:hAnsi="Courier New" w:cs="Courier New" w:hint="default"/>
       </w:rPr>
     </w:lvl>
     <w:lvl w:ilvl="8" w:tplc="40090005" w:tentative="1">
@@ -2284,7 +2187,7 @@
         <w:ind w:left="6480" w:hanging="360"/>
       </w:pPr>
       <w:rPr>
-        <w:rFonts w:hint="default" w:ascii="Wingdings" w:hAnsi="Wingdings"/>
+        <w:rFonts w:ascii="Wingdings" w:hAnsi="Wingdings" w:hint="default"/>
       </w:rPr>
     </w:lvl>
   </w:abstractNum>
@@ -2562,7 +2465,7 @@
         <w:ind w:left="720" w:hanging="360"/>
       </w:pPr>
       <w:rPr>
-        <w:rFonts w:hint="default" w:ascii="Symbol" w:hAnsi="Symbol"/>
+        <w:rFonts w:ascii="Symbol" w:hAnsi="Symbol" w:hint="default"/>
       </w:rPr>
     </w:lvl>
     <w:lvl w:ilvl="1" w:tplc="40090003" w:tentative="1">
@@ -2574,7 +2477,7 @@
         <w:ind w:left="1440" w:hanging="360"/>
       </w:pPr>
       <w:rPr>
-        <w:rFonts w:hint="default" w:ascii="Courier New" w:hAnsi="Courier New" w:cs="Courier New"/>
+        <w:rFonts w:ascii="Courier New" w:hAnsi="Courier New" w:cs="Courier New" w:hint="default"/>
       </w:rPr>
     </w:lvl>
     <w:lvl w:ilvl="2" w:tplc="40090005" w:tentative="1">
@@ -2586,7 +2489,7 @@
         <w:ind w:left="2160" w:hanging="360"/>
       </w:pPr>
       <w:rPr>
-        <w:rFonts w:hint="default" w:ascii="Wingdings" w:hAnsi="Wingdings"/>
+        <w:rFonts w:ascii="Wingdings" w:hAnsi="Wingdings" w:hint="default"/>
       </w:rPr>
     </w:lvl>
     <w:lvl w:ilvl="3" w:tplc="40090001" w:tentative="1">
@@ -2598,7 +2501,7 @@
         <w:ind w:left="2880" w:hanging="360"/>
       </w:pPr>
       <w:rPr>
-        <w:rFonts w:hint="default" w:ascii="Symbol" w:hAnsi="Symbol"/>
+        <w:rFonts w:ascii="Symbol" w:hAnsi="Symbol" w:hint="default"/>
       </w:rPr>
     </w:lvl>
     <w:lvl w:ilvl="4" w:tplc="40090003" w:tentative="1">
@@ -2610,7 +2513,7 @@
         <w:ind w:left="3600" w:hanging="360"/>
       </w:pPr>
       <w:rPr>
-        <w:rFonts w:hint="default" w:ascii="Courier New" w:hAnsi="Courier New" w:cs="Courier New"/>
+        <w:rFonts w:ascii="Courier New" w:hAnsi="Courier New" w:cs="Courier New" w:hint="default"/>
       </w:rPr>
     </w:lvl>
     <w:lvl w:ilvl="5" w:tplc="40090005" w:tentative="1">
@@ -2622,7 +2525,7 @@
         <w:ind w:left="4320" w:hanging="360"/>
       </w:pPr>
       <w:rPr>
-        <w:rFonts w:hint="default" w:ascii="Wingdings" w:hAnsi="Wingdings"/>
+        <w:rFonts w:ascii="Wingdings" w:hAnsi="Wingdings" w:hint="default"/>
       </w:rPr>
     </w:lvl>
     <w:lvl w:ilvl="6" w:tplc="40090001" w:tentative="1">
@@ -2634,7 +2537,7 @@
         <w:ind w:left="5040" w:hanging="360"/>
       </w:pPr>
       <w:rPr>
-        <w:rFonts w:hint="default" w:ascii="Symbol" w:hAnsi="Symbol"/>
+        <w:rFonts w:ascii="Symbol" w:hAnsi="Symbol" w:hint="default"/>
       </w:rPr>
     </w:lvl>
     <w:lvl w:ilvl="7" w:tplc="40090003" w:tentative="1">
@@ -2646,7 +2549,7 @@
         <w:ind w:left="5760" w:hanging="360"/>
       </w:pPr>
       <w:rPr>
-        <w:rFonts w:hint="default" w:ascii="Courier New" w:hAnsi="Courier New" w:cs="Courier New"/>
+        <w:rFonts w:ascii="Courier New" w:hAnsi="Courier New" w:cs="Courier New" w:hint="default"/>
       </w:rPr>
     </w:lvl>
     <w:lvl w:ilvl="8" w:tplc="40090005" w:tentative="1">
@@ -2658,7 +2561,7 @@
         <w:ind w:left="6480" w:hanging="360"/>
       </w:pPr>
       <w:rPr>
-        <w:rFonts w:hint="default" w:ascii="Wingdings" w:hAnsi="Wingdings"/>
+        <w:rFonts w:ascii="Wingdings" w:hAnsi="Wingdings" w:hint="default"/>
       </w:rPr>
     </w:lvl>
   </w:abstractNum>
@@ -2789,7 +2692,7 @@
         <w:ind w:left="720" w:hanging="360"/>
       </w:pPr>
       <w:rPr>
-        <w:rFonts w:hint="default" w:ascii="Times New Roman" w:hAnsi="Times New Roman" w:cs="Times New Roman"/>
+        <w:rFonts w:ascii="Times New Roman" w:hAnsi="Times New Roman" w:cs="Times New Roman" w:hint="default"/>
         <w:b w:val="0"/>
       </w:rPr>
     </w:lvl>
@@ -2999,7 +2902,7 @@
   <w:docDefaults>
     <w:rPrDefault>
       <w:rPr>
-        <w:rFonts w:ascii="Calibri" w:hAnsi="Calibri" w:eastAsia="Calibri" w:cs="Times New Roman"/>
+        <w:rFonts w:ascii="Calibri" w:eastAsia="Calibri" w:hAnsi="Calibri" w:cs="Times New Roman"/>
         <w:lang w:val="en-IN" w:eastAsia="en-IN" w:bidi="ar-SA"/>
       </w:rPr>
     </w:rPrDefault>
@@ -3008,14 +2911,14 @@
   <w:latentStyles w:defLockedState="0" w:defUIPriority="99" w:defSemiHidden="0" w:defUnhideWhenUsed="0" w:defQFormat="0" w:count="376">
     <w:lsdException w:name="Normal" w:uiPriority="0" w:qFormat="1"/>
     <w:lsdException w:name="heading 1" w:uiPriority="9" w:qFormat="1"/>
-    <w:lsdException w:name="heading 2" w:uiPriority="9" w:semiHidden="1" w:unhideWhenUsed="1" w:qFormat="1"/>
-    <w:lsdException w:name="heading 3" w:uiPriority="9" w:semiHidden="1" w:unhideWhenUsed="1" w:qFormat="1"/>
-    <w:lsdException w:name="heading 4" w:uiPriority="9" w:semiHidden="1" w:unhideWhenUsed="1" w:qFormat="1"/>
-    <w:lsdException w:name="heading 5" w:uiPriority="9" w:semiHidden="1" w:unhideWhenUsed="1" w:qFormat="1"/>
-    <w:lsdException w:name="heading 6" w:uiPriority="9" w:semiHidden="1" w:unhideWhenUsed="1" w:qFormat="1"/>
-    <w:lsdException w:name="heading 7" w:uiPriority="9" w:semiHidden="1" w:unhideWhenUsed="1" w:qFormat="1"/>
-    <w:lsdException w:name="heading 8" w:uiPriority="9" w:semiHidden="1" w:unhideWhenUsed="1" w:qFormat="1"/>
-    <w:lsdException w:name="heading 9" w:uiPriority="9" w:semiHidden="1" w:unhideWhenUsed="1" w:qFormat="1"/>
+    <w:lsdException w:name="heading 2" w:semiHidden="1" w:uiPriority="9" w:unhideWhenUsed="1" w:qFormat="1"/>
+    <w:lsdException w:name="heading 3" w:semiHidden="1" w:uiPriority="9" w:unhideWhenUsed="1" w:qFormat="1"/>
+    <w:lsdException w:name="heading 4" w:semiHidden="1" w:uiPriority="9" w:unhideWhenUsed="1" w:qFormat="1"/>
+    <w:lsdException w:name="heading 5" w:semiHidden="1" w:uiPriority="9" w:unhideWhenUsed="1" w:qFormat="1"/>
+    <w:lsdException w:name="heading 6" w:semiHidden="1" w:uiPriority="9" w:unhideWhenUsed="1" w:qFormat="1"/>
+    <w:lsdException w:name="heading 7" w:semiHidden="1" w:uiPriority="9" w:unhideWhenUsed="1" w:qFormat="1"/>
+    <w:lsdException w:name="heading 8" w:semiHidden="1" w:uiPriority="9" w:unhideWhenUsed="1" w:qFormat="1"/>
+    <w:lsdException w:name="heading 9" w:semiHidden="1" w:uiPriority="9" w:unhideWhenUsed="1" w:qFormat="1"/>
     <w:lsdException w:name="index 1" w:semiHidden="1" w:unhideWhenUsed="1"/>
     <w:lsdException w:name="index 2" w:semiHidden="1" w:unhideWhenUsed="1"/>
     <w:lsdException w:name="index 3" w:semiHidden="1" w:unhideWhenUsed="1"/>
@@ -3025,22 +2928,22 @@
     <w:lsdException w:name="index 7" w:semiHidden="1" w:unhideWhenUsed="1"/>
     <w:lsdException w:name="index 8" w:semiHidden="1" w:unhideWhenUsed="1"/>
     <w:lsdException w:name="index 9" w:semiHidden="1" w:unhideWhenUsed="1"/>
-    <w:lsdException w:name="toc 1" w:uiPriority="39" w:semiHidden="1" w:unhideWhenUsed="1"/>
-    <w:lsdException w:name="toc 2" w:uiPriority="39" w:semiHidden="1" w:unhideWhenUsed="1"/>
-    <w:lsdException w:name="toc 3" w:uiPriority="39" w:semiHidden="1" w:unhideWhenUsed="1"/>
-    <w:lsdException w:name="toc 4" w:uiPriority="39" w:semiHidden="1" w:unhideWhenUsed="1"/>
-    <w:lsdException w:name="toc 5" w:uiPriority="39" w:semiHidden="1" w:unhideWhenUsed="1"/>
-    <w:lsdException w:name="toc 6" w:uiPriority="39" w:semiHidden="1" w:unhideWhenUsed="1"/>
-    <w:lsdException w:name="toc 7" w:uiPriority="39" w:semiHidden="1" w:unhideWhenUsed="1"/>
-    <w:lsdException w:name="toc 8" w:uiPriority="39" w:semiHidden="1" w:unhideWhenUsed="1"/>
-    <w:lsdException w:name="toc 9" w:uiPriority="39" w:semiHidden="1" w:unhideWhenUsed="1"/>
+    <w:lsdException w:name="toc 1" w:semiHidden="1" w:uiPriority="39" w:unhideWhenUsed="1"/>
+    <w:lsdException w:name="toc 2" w:semiHidden="1" w:uiPriority="39" w:unhideWhenUsed="1"/>
+    <w:lsdException w:name="toc 3" w:semiHidden="1" w:uiPriority="39" w:unhideWhenUsed="1"/>
+    <w:lsdException w:name="toc 4" w:semiHidden="1" w:uiPriority="39" w:unhideWhenUsed="1"/>
+    <w:lsdException w:name="toc 5" w:semiHidden="1" w:uiPriority="39" w:unhideWhenUsed="1"/>
+    <w:lsdException w:name="toc 6" w:semiHidden="1" w:uiPriority="39" w:unhideWhenUsed="1"/>
+    <w:lsdException w:name="toc 7" w:semiHidden="1" w:uiPriority="39" w:unhideWhenUsed="1"/>
+    <w:lsdException w:name="toc 8" w:semiHidden="1" w:uiPriority="39" w:unhideWhenUsed="1"/>
+    <w:lsdException w:name="toc 9" w:semiHidden="1" w:uiPriority="39" w:unhideWhenUsed="1"/>
     <w:lsdException w:name="Normal Indent" w:semiHidden="1" w:unhideWhenUsed="1"/>
     <w:lsdException w:name="footnote text" w:semiHidden="1" w:unhideWhenUsed="1"/>
     <w:lsdException w:name="annotation text" w:semiHidden="1" w:unhideWhenUsed="1"/>
     <w:lsdException w:name="header" w:semiHidden="1" w:unhideWhenUsed="1"/>
     <w:lsdException w:name="footer" w:semiHidden="1" w:unhideWhenUsed="1"/>
     <w:lsdException w:name="index heading" w:semiHidden="1" w:unhideWhenUsed="1"/>
-    <w:lsdException w:name="caption" w:uiPriority="35" w:semiHidden="1" w:unhideWhenUsed="1" w:qFormat="1"/>
+    <w:lsdException w:name="caption" w:semiHidden="1" w:uiPriority="35" w:unhideWhenUsed="1" w:qFormat="1"/>
     <w:lsdException w:name="table of figures" w:semiHidden="1" w:unhideWhenUsed="1"/>
     <w:lsdException w:name="envelope address" w:semiHidden="1" w:unhideWhenUsed="1"/>
     <w:lsdException w:name="envelope return" w:semiHidden="1" w:unhideWhenUsed="1"/>
@@ -3071,7 +2974,7 @@
     <w:lsdException w:name="Title" w:uiPriority="10" w:qFormat="1"/>
     <w:lsdException w:name="Closing" w:semiHidden="1" w:unhideWhenUsed="1"/>
     <w:lsdException w:name="Signature" w:semiHidden="1" w:unhideWhenUsed="1"/>
-    <w:lsdException w:name="Default Paragraph Font" w:uiPriority="1" w:semiHidden="1" w:unhideWhenUsed="1"/>
+    <w:lsdException w:name="Default Paragraph Font" w:semiHidden="1" w:uiPriority="1" w:unhideWhenUsed="1"/>
     <w:lsdException w:name="Body Text" w:semiHidden="1" w:unhideWhenUsed="1"/>
     <w:lsdException w:name="Body Text Indent" w:semiHidden="1" w:unhideWhenUsed="1"/>
     <w:lsdException w:name="List Continue" w:semiHidden="1" w:unhideWhenUsed="1"/>
@@ -3271,8 +3174,8 @@
     <w:lsdException w:name="Subtle Reference" w:uiPriority="31" w:qFormat="1"/>
     <w:lsdException w:name="Intense Reference" w:uiPriority="32" w:qFormat="1"/>
     <w:lsdException w:name="Book Title" w:uiPriority="33" w:qFormat="1"/>
-    <w:lsdException w:name="Bibliography" w:uiPriority="37" w:semiHidden="1" w:unhideWhenUsed="1"/>
-    <w:lsdException w:name="TOC Heading" w:uiPriority="39" w:semiHidden="1" w:unhideWhenUsed="1" w:qFormat="1"/>
+    <w:lsdException w:name="Bibliography" w:semiHidden="1" w:uiPriority="37" w:unhideWhenUsed="1"/>
+    <w:lsdException w:name="TOC Heading" w:semiHidden="1" w:uiPriority="39" w:unhideWhenUsed="1" w:qFormat="1"/>
     <w:lsdException w:name="Plain Table 1" w:uiPriority="41"/>
     <w:lsdException w:name="Plain Table 2" w:uiPriority="42"/>
     <w:lsdException w:name="Plain Table 3" w:uiPriority="43"/>
@@ -3383,7 +3286,7 @@
     <w:lsdException w:name="Unresolved Mention" w:semiHidden="1" w:unhideWhenUsed="1"/>
     <w:lsdException w:name="Smart Link" w:semiHidden="1" w:unhideWhenUsed="1"/>
   </w:latentStyles>
-  <w:style w:type="paragraph" w:styleId="Normal" w:default="1">
+  <w:style w:type="paragraph" w:default="1" w:styleId="Normal">
     <w:name w:val="Normal"/>
     <w:qFormat/>
     <w:rsid w:val="001F579B"/>
@@ -3396,17 +3299,17 @@
       <w:lang w:val="en-US" w:eastAsia="en-US"/>
     </w:rPr>
   </w:style>
-  <w:style w:type="character" w:styleId="DefaultParagraphFont" w:default="1">
+  <w:style w:type="character" w:default="1" w:styleId="DefaultParagraphFont">
     <w:name w:val="Default Paragraph Font"/>
     <w:uiPriority w:val="1"/>
+    <w:semiHidden/>
     <w:unhideWhenUsed/>
   </w:style>
-  <w:style w:type="table" w:styleId="TableNormal" w:default="1">
+  <w:style w:type="table" w:default="1" w:styleId="TableNormal">
     <w:name w:val="Normal Table"/>
     <w:uiPriority w:val="99"/>
     <w:semiHidden/>
     <w:unhideWhenUsed/>
-    <w:qFormat/>
     <w:tblPr>
       <w:tblInd w:w="0" w:type="dxa"/>
       <w:tblCellMar>
@@ -3417,7 +3320,7 @@
       </w:tblCellMar>
     </w:tblPr>
   </w:style>
-  <w:style w:type="numbering" w:styleId="NoList" w:default="1">
+  <w:style w:type="numbering" w:default="1" w:styleId="NoList">
     <w:name w:val="No List"/>
     <w:uiPriority w:val="99"/>
     <w:semiHidden/>
@@ -3438,7 +3341,7 @@
       <w:spacing w:after="0" w:line="240" w:lineRule="auto"/>
     </w:pPr>
   </w:style>
-  <w:style w:type="character" w:styleId="HeaderChar" w:customStyle="1">
+  <w:style w:type="character" w:customStyle="1" w:styleId="HeaderChar">
     <w:name w:val="Header Char"/>
     <w:basedOn w:val="DefaultParagraphFont"/>
     <w:link w:val="Header"/>
@@ -3460,7 +3363,7 @@
       <w:spacing w:after="0" w:line="240" w:lineRule="auto"/>
     </w:pPr>
   </w:style>
-  <w:style w:type="character" w:styleId="FooterChar" w:customStyle="1">
+  <w:style w:type="character" w:customStyle="1" w:styleId="FooterChar">
     <w:name w:val="Footer Char"/>
     <w:basedOn w:val="DefaultParagraphFont"/>
     <w:link w:val="Footer"/>
@@ -3485,7 +3388,7 @@
       <w:lang w:val="x-none" w:eastAsia="x-none"/>
     </w:rPr>
   </w:style>
-  <w:style w:type="character" w:styleId="BalloonTextChar" w:customStyle="1">
+  <w:style w:type="character" w:customStyle="1" w:styleId="BalloonTextChar">
     <w:name w:val="Balloon Text Char"/>
     <w:link w:val="BalloonText"/>
     <w:uiPriority w:val="99"/>
@@ -3518,20 +3421,20 @@
       <w:spacing w:before="100" w:beforeAutospacing="1" w:after="100" w:afterAutospacing="1" w:line="240" w:lineRule="auto"/>
     </w:pPr>
     <w:rPr>
-      <w:rFonts w:ascii="Times New Roman" w:hAnsi="Times New Roman" w:eastAsia="Times New Roman"/>
+      <w:rFonts w:ascii="Times New Roman" w:eastAsia="Times New Roman" w:hAnsi="Times New Roman"/>
       <w:sz w:val="24"/>
       <w:szCs w:val="24"/>
       <w:lang w:val="en-IN" w:eastAsia="en-IN"/>
     </w:rPr>
   </w:style>
-  <w:style w:type="paragraph" w:styleId="normal0" w:customStyle="1">
-    <w:name w:val="normal"/>
+  <w:style w:type="paragraph" w:customStyle="1" w:styleId="Normal1">
+    <w:name w:val="Normal1"/>
     <w:rsid w:val="0095338E"/>
     <w:pPr>
       <w:spacing w:line="276" w:lineRule="auto"/>
     </w:pPr>
     <w:rPr>
-      <w:rFonts w:ascii="Arial" w:hAnsi="Arial" w:eastAsia="Arial" w:cs="Arial"/>
+      <w:rFonts w:ascii="Arial" w:eastAsia="Arial" w:hAnsi="Arial" w:cs="Arial"/>
       <w:sz w:val="22"/>
       <w:szCs w:val="22"/>
       <w:lang w:val="en"/>
@@ -3547,7 +3450,7 @@
       <w:bCs/>
     </w:rPr>
   </w:style>
-  <w:style w:type="paragraph" w:styleId="isselectedend" w:customStyle="1">
+  <w:style w:type="paragraph" w:customStyle="1" w:styleId="isselectedend">
     <w:name w:val="isselectedend"/>
     <w:basedOn w:val="Normal"/>
     <w:rsid w:val="001D6E8C"/>
@@ -3555,7 +3458,7 @@
       <w:spacing w:before="100" w:beforeAutospacing="1" w:after="100" w:afterAutospacing="1" w:line="240" w:lineRule="auto"/>
     </w:pPr>
     <w:rPr>
-      <w:rFonts w:ascii="Times New Roman" w:hAnsi="Times New Roman" w:eastAsia="Times New Roman"/>
+      <w:rFonts w:ascii="Times New Roman" w:eastAsia="Times New Roman" w:hAnsi="Times New Roman"/>
       <w:sz w:val="24"/>
       <w:szCs w:val="24"/>
       <w:lang w:val="en-IN" w:eastAsia="en-IN"/>
@@ -3565,7 +3468,7 @@
 </file>
 
 <file path=word/theme/theme1.xml><?xml version="1.0" encoding="utf-8"?>
-<a:theme xmlns:a="http://schemas.openxmlformats.org/drawingml/2006/main" xmlns:thm15="http://schemas.microsoft.com/office/thememl/2012/main" name="Office Theme">
+<a:theme xmlns:a="http://schemas.openxmlformats.org/drawingml/2006/main" name="Office Theme">
   <a:themeElements>
     <a:clrScheme name="Office">
       <a:dk1>
